--- a/svoyo-delo/대본/5부/05화_Kholodovaya_tsep.docx
+++ b/svoyo-delo/대본/5부/05화_Kholodovaya_tsep.docx
@@ -409,7 +409,7 @@
         <w:t xml:space="preserve"> </w:t>
       </w:r>
       <w:r>
-        <w:t xml:space="preserve">- 규칙: 지문 없음. 전 화 100% 「화자명: 대사」. 1턴 18단어 이내 + 긴 턴 10~15회(30~55단어). 문법 초점(B2+): 가정법(Если бы коробка была тёплой… хватило бы), 수동 형동사 단어미(подписан, уничтожены), 온도 표현(плюс шесть, минус четыре, при минус двадцати), не… а…(не на прочность, а на честность).</w:t>
+        <w:t xml:space="preserve">- 규칙: 지문 없음. 전 화 100% 「화자명: 대사」. 1턴 24단어 이내 + 긴 턴 10~15회(35~60단어). 문법 초점(B2+): 가정법(Если бы коробка была тёплой… хватило бы), 수동 형동사 단어미(подписан, уничтожены), 온도 표현(плюс шесть, минус четыре, при минус двадцати), не… а…(не на прочность, а на честность).</w:t>
       </w:r>
       <w:r>
         <w:t xml:space="preserve"> </w:t>
@@ -1136,79 +1136,79 @@
         <w:pStyle w:val="FirstParagraph"/>
       </w:pPr>
       <w:r>
-        <w:t xml:space="preserve">ALEKSEY: Восемь ноль-ноль. Святой час. Казань, слышите нас? Айдар, вы первый.</w:t>
-      </w:r>
-    </w:p>
-    <w:p>
-      <w:pPr>
-        <w:pStyle w:val="BodyText"/>
-      </w:pPr>
-      <w:r>
-        <w:t xml:space="preserve">AIDAR: Слышу. Алексей Николаевич, у меня плохая новость. Я хотел сказать её сам, до того как вы увидите.</w:t>
-      </w:r>
-    </w:p>
-    <w:p>
-      <w:pPr>
-        <w:pStyle w:val="BodyText"/>
-      </w:pPr>
-      <w:r>
-        <w:t xml:space="preserve">ALEKSEY: Говорите.</w:t>
-      </w:r>
-    </w:p>
-    <w:p>
-      <w:pPr>
-        <w:pStyle w:val="BodyText"/>
-      </w:pPr>
-      <w:r>
-        <w:t xml:space="preserve">AIDAR: Партия из Подольска. Триста шприцев. Пришла в субботу ночью. Логгер показывает: минус четыре. Пятьдесят минут.</w:t>
-      </w:r>
-    </w:p>
-    <w:p>
-      <w:pPr>
-        <w:pStyle w:val="BodyText"/>
-      </w:pPr>
-      <w:r>
-        <w:t xml:space="preserve">IRINA: Минус? Не плюс? Летом мы боялись жары.</w:t>
-      </w:r>
-    </w:p>
-    <w:p>
-      <w:pPr>
-        <w:pStyle w:val="BodyText"/>
-      </w:pPr>
-      <w:r>
-        <w:t xml:space="preserve">AIDAR: Минус. В Казани было минус восемнадцать. Я увидел график в шесть утра. Партию закрыл. Карантин.</w:t>
-      </w:r>
-    </w:p>
-    <w:p>
-      <w:pPr>
-        <w:pStyle w:val="BodyText"/>
-      </w:pPr>
-      <w:r>
-        <w:t xml:space="preserve">OLGA: Правильно. Ни одного шприца в клинику. Даже если гель выглядит нормально.</w:t>
-      </w:r>
-    </w:p>
-    <w:p>
-      <w:pPr>
-        <w:pStyle w:val="BodyText"/>
-      </w:pPr>
-      <w:r>
-        <w:t xml:space="preserve">AIDAR: Он выглядит нормально. Я смотрел на свет. Прозрачный. Как всегда.</w:t>
-      </w:r>
-    </w:p>
-    <w:p>
-      <w:pPr>
-        <w:pStyle w:val="BodyText"/>
-      </w:pPr>
-      <w:r>
-        <w:t xml:space="preserve">OLGA: Гель не обязан выглядеть плохо, чтобы быть плохим. Это как с людьми.</w:t>
-      </w:r>
-    </w:p>
-    <w:p>
-      <w:pPr>
-        <w:pStyle w:val="BodyText"/>
-      </w:pPr>
-      <w:r>
-        <w:t xml:space="preserve">ALEKSEY: Айдар, кто ещё знает? Рустем Галимзянович?</w:t>
+        <w:t xml:space="preserve">ALEKSEY: Восемь ноль-ноль, начинается наш святой час. Казань, вы нас слышите? Айдар, вы говорите первым.</w:t>
+      </w:r>
+    </w:p>
+    <w:p>
+      <w:pPr>
+        <w:pStyle w:val="BodyText"/>
+      </w:pPr>
+      <w:r>
+        <w:t xml:space="preserve">AIDAR: Слышу. Алексей Николаевич, у меня плохая новость, и я хотел сказать её сам, до того как вы её увидите.</w:t>
+      </w:r>
+    </w:p>
+    <w:p>
+      <w:pPr>
+        <w:pStyle w:val="BodyText"/>
+      </w:pPr>
+      <w:r>
+        <w:t xml:space="preserve">ALEKSEY: Говорите, Айдар, мы вас внимательно слушаем.</w:t>
+      </w:r>
+    </w:p>
+    <w:p>
+      <w:pPr>
+        <w:pStyle w:val="BodyText"/>
+      </w:pPr>
+      <w:r>
+        <w:t xml:space="preserve">AIDAR: Это партия из Подольска, триста шприцев, которая пришла в субботу ночью. Логгер показывает минус четыре в течение пятидесяти минут.</w:t>
+      </w:r>
+    </w:p>
+    <w:p>
+      <w:pPr>
+        <w:pStyle w:val="BodyText"/>
+      </w:pPr>
+      <w:r>
+        <w:t xml:space="preserve">IRINA: Минус? Не плюс? Летом мы всё время боялись жары, а не мороза.</w:t>
+      </w:r>
+    </w:p>
+    <w:p>
+      <w:pPr>
+        <w:pStyle w:val="BodyText"/>
+      </w:pPr>
+      <w:r>
+        <w:t xml:space="preserve">AIDAR: Именно минус, потому что в Казани было минус восемнадцать. Я увидел график в шесть утра, партию закрыл. Карантин.</w:t>
+      </w:r>
+    </w:p>
+    <w:p>
+      <w:pPr>
+        <w:pStyle w:val="BodyText"/>
+      </w:pPr>
+      <w:r>
+        <w:t xml:space="preserve">OLGA: Правильно сделали. Ни одного шприца в клинику, даже если гель выглядит совершенно нормально.</w:t>
+      </w:r>
+    </w:p>
+    <w:p>
+      <w:pPr>
+        <w:pStyle w:val="BodyText"/>
+      </w:pPr>
+      <w:r>
+        <w:t xml:space="preserve">AIDAR: Он и выглядит нормально. Я смотрел его на свет: он прозрачный, как всегда.</w:t>
+      </w:r>
+    </w:p>
+    <w:p>
+      <w:pPr>
+        <w:pStyle w:val="BodyText"/>
+      </w:pPr>
+      <w:r>
+        <w:t xml:space="preserve">OLGA: Гель не обязан выглядеть плохо, чтобы быть плохим. Это как с людьми, к сожалению.</w:t>
+      </w:r>
+    </w:p>
+    <w:p>
+      <w:pPr>
+        <w:pStyle w:val="BodyText"/>
+      </w:pPr>
+      <w:r>
+        <w:t xml:space="preserve">ALEKSEY: Айдар, а кто ещё об этом знает? Рустем Галимзянович знает?</w:t>
       </w:r>
     </w:p>
     <w:p>
@@ -1224,31 +1224,31 @@
         <w:pStyle w:val="BodyText"/>
       </w:pPr>
       <w:r>
-        <w:t xml:space="preserve">ALEKSEY: Спасибо. Это правильный звонок. Самый неприятный и самый правильный.</w:t>
-      </w:r>
-    </w:p>
-    <w:p>
-      <w:pPr>
-        <w:pStyle w:val="BodyText"/>
-      </w:pPr>
-      <w:r>
-        <w:t xml:space="preserve">DIMA: Триста шприцев. Это клиники Сафиной и ещё четыре. Декабрь. Перед Новым годом. Самый сезон.</w:t>
-      </w:r>
-    </w:p>
-    <w:p>
-      <w:pPr>
-        <w:pStyle w:val="BodyText"/>
-      </w:pPr>
-      <w:r>
-        <w:t xml:space="preserve">IRINA: Сначала — график. Айдар, пришлите логгер целиком. Каждую минуту. От Подольска до Казани.</w:t>
-      </w:r>
-    </w:p>
-    <w:p>
-      <w:pPr>
-        <w:pStyle w:val="BodyText"/>
-      </w:pPr>
-      <w:r>
-        <w:t xml:space="preserve">AIDAR: Уже отправил. В семь пятнадцать. Вы ещё спали.</w:t>
+        <w:t xml:space="preserve">ALEKSEY: Спасибо, Айдар. Это правильный звонок, самый неприятный и самый правильный.</w:t>
+      </w:r>
+    </w:p>
+    <w:p>
+      <w:pPr>
+        <w:pStyle w:val="BodyText"/>
+      </w:pPr>
+      <w:r>
+        <w:t xml:space="preserve">DIMA: Триста шприцев — это клиники Сафиной и ещё четыре. А сейчас декабрь, перед Новым годом, самый сезон.</w:t>
+      </w:r>
+    </w:p>
+    <w:p>
+      <w:pPr>
+        <w:pStyle w:val="BodyText"/>
+      </w:pPr>
+      <w:r>
+        <w:t xml:space="preserve">IRINA: Сначала давайте посмотрим график. Айдар, пришлите логгер целиком, каждую минуту, от Подольска до Казани.</w:t>
+      </w:r>
+    </w:p>
+    <w:p>
+      <w:pPr>
+        <w:pStyle w:val="BodyText"/>
+      </w:pPr>
+      <w:r>
+        <w:t xml:space="preserve">AIDAR: Я уже отправил его в семь пятнадцать, когда вы ещё спали.</w:t>
       </w:r>
     </w:p>
     <w:bookmarkEnd w:id="21"/>
@@ -1266,279 +1266,279 @@
         <w:pStyle w:val="FirstParagraph"/>
       </w:pPr>
       <w:r>
-        <w:t xml:space="preserve">RUSTAM: Алексей Николаевич, сразу скажу: Рустам и Рустем — это разные люди. Меня уже два раза спутали по телефону.</w:t>
-      </w:r>
-    </w:p>
-    <w:p>
-      <w:pPr>
-        <w:pStyle w:val="BodyText"/>
-      </w:pPr>
-      <w:r>
-        <w:t xml:space="preserve">ALEKSEY: Знаю, Рустам. Показывайте график.</w:t>
-      </w:r>
-    </w:p>
-    <w:p>
-      <w:pPr>
-        <w:pStyle w:val="BodyText"/>
-      </w:pPr>
-      <w:r>
-        <w:t xml:space="preserve">RUSTAM: Вот. Пятница, восемнадцать ноль-ноль: коробка выходит со склада. Плюс шесть. Машина «Идель-Меда». Водитель — их.</w:t>
-      </w:r>
-    </w:p>
-    <w:p>
-      <w:pPr>
-        <w:pStyle w:val="BodyText"/>
-      </w:pPr>
-      <w:r>
-        <w:t xml:space="preserve">IRINA: Дальше. Где начинает падать?</w:t>
-      </w:r>
-    </w:p>
-    <w:p>
-      <w:pPr>
-        <w:pStyle w:val="BodyText"/>
-      </w:pPr>
-      <w:r>
-        <w:t xml:space="preserve">RUSTAM: Ночь. Трасса М-7. Плюс пять, плюс четыре. Обогрев работает. А здесь — суббота, четыре утра. Резко вниз.</w:t>
-      </w:r>
-    </w:p>
-    <w:p>
-      <w:pPr>
-        <w:pStyle w:val="BodyText"/>
-      </w:pPr>
-      <w:r>
-        <w:t xml:space="preserve">OLGA: Четыре утра. Это уже Казань?</w:t>
-      </w:r>
-    </w:p>
-    <w:p>
-      <w:pPr>
-        <w:pStyle w:val="BodyText"/>
-      </w:pPr>
-      <w:r>
-        <w:t xml:space="preserve">RUSTAM: Казань. Машина приехала раньше. Склад «Идель-Меда» открывается в семь. Водитель три часа ждал у ворот. С выключенным мотором.</w:t>
-      </w:r>
-    </w:p>
-    <w:p>
-      <w:pPr>
-        <w:pStyle w:val="BodyText"/>
-      </w:pPr>
-      <w:r>
-        <w:t xml:space="preserve">IRINA: С выключенным? В минус восемнадцать?</w:t>
-      </w:r>
-    </w:p>
-    <w:p>
-      <w:pPr>
-        <w:pStyle w:val="BodyText"/>
-      </w:pPr>
-      <w:r>
-        <w:t xml:space="preserve">OLGA: Значит, вина на их стороне. Риск переходит к дистрибьютору при погрузке. Это пункт четыре-два договора. Я его писала.</w:t>
-      </w:r>
-    </w:p>
-    <w:p>
-      <w:pPr>
-        <w:pStyle w:val="BodyText"/>
-      </w:pPr>
-      <w:r>
-        <w:t xml:space="preserve">ALEKSEY: Рустам, а коробка? Сколько она держит в минус восемнадцать? По паспорту?</w:t>
-      </w:r>
-    </w:p>
-    <w:p>
-      <w:pPr>
-        <w:pStyle w:val="BodyText"/>
-      </w:pPr>
-      <w:r>
-        <w:t xml:space="preserve">RUSTAM: По паспорту… Алексей Николаевич, тут неприятное. Можно я скажу целиком?</w:t>
-      </w:r>
-    </w:p>
-    <w:p>
-      <w:pPr>
-        <w:pStyle w:val="BodyText"/>
-      </w:pPr>
-      <w:r>
-        <w:t xml:space="preserve">ALEKSEY: Целиком. Не торопитесь.</w:t>
-      </w:r>
-    </w:p>
-    <w:p>
-      <w:pPr>
-        <w:pStyle w:val="BodyText"/>
-      </w:pPr>
-      <w:r>
-        <w:t xml:space="preserve">RUSTAM: Эту коробку мы собрали по летней схеме. Два хладоэлемента из холодильника, плюс четыре. Пенопласт три сантиметра. Летом это защищает от жары. А зимой холодные элементы только помогают морозу. Зимней схемы у нас нет. Её никто не писал.</w:t>
-      </w:r>
-    </w:p>
-    <w:p>
-      <w:pPr>
-        <w:pStyle w:val="BodyText"/>
-      </w:pPr>
-      <w:r>
-        <w:t xml:space="preserve">IRINA: Никто не писал? У нас три года нет зимней схемы?</w:t>
-      </w:r>
-    </w:p>
-    <w:p>
-      <w:pPr>
-        <w:pStyle w:val="BodyText"/>
-      </w:pPr>
-      <w:r>
-        <w:t xml:space="preserve">RUSTAM: Три года мы возили в Тверь, Калугу, Тулу. Два-три часа дороги. Зимой коробка доезжала тёплой, потому что не успевала остыть. Никто не проверял, почему так. А до Казани — восемнадцать часов. Это совсем другая дорога и другая физика.</w:t>
-      </w:r>
-    </w:p>
-    <w:p>
-      <w:pPr>
-        <w:pStyle w:val="BodyText"/>
-      </w:pPr>
-      <w:r>
-        <w:t xml:space="preserve">DIMA: Тверь — два часа. Казань — восемнадцать. Новосибирск — трое суток на машине. Мы об этом не думали.</w:t>
-      </w:r>
-    </w:p>
-    <w:p>
-      <w:pPr>
-        <w:pStyle w:val="BodyText"/>
-      </w:pPr>
-      <w:r>
-        <w:t xml:space="preserve">OLGA: Подождите. Это не меняет договор. Водитель стоял с выключенным мотором. Это их ответственность.</w:t>
-      </w:r>
-    </w:p>
-    <w:p>
-      <w:pPr>
-        <w:pStyle w:val="BodyText"/>
-      </w:pPr>
-      <w:r>
-        <w:t xml:space="preserve">ALEKSEY: Ольга Петровна, по договору — их. А по правде? Если бы коробка была тёплой, сколько бы она продержалась?</w:t>
-      </w:r>
-    </w:p>
-    <w:p>
-      <w:pPr>
-        <w:pStyle w:val="BodyText"/>
-      </w:pPr>
-      <w:r>
-        <w:t xml:space="preserve">RUSTAM: Зимняя? С тёплыми элементами, плюс восемнадцать, и пенопластом пять сантиметров? Часов шесть при минус двадцати. Я проверял такую в прошлом году, для себя, на балконе. Но в схему не записал. Водитель стоял три часа. Хватило бы с запасом.</w:t>
-      </w:r>
-    </w:p>
-    <w:p>
-      <w:pPr>
-        <w:pStyle w:val="BodyText"/>
-      </w:pPr>
-      <w:r>
-        <w:t xml:space="preserve">IRINA: То есть с нормальной коробкой ничего бы не случилось. Даже с выключенным мотором.</w:t>
-      </w:r>
-    </w:p>
-    <w:p>
-      <w:pPr>
-        <w:pStyle w:val="BodyText"/>
-      </w:pPr>
-      <w:r>
-        <w:t xml:space="preserve">ALEKSEY: Значит, цепь порвалась в двух местах. У ворот в Казани. И здесь, в Подольске. В нашей коробке.</w:t>
-      </w:r>
-    </w:p>
-    <w:p>
-      <w:pPr>
-        <w:pStyle w:val="BodyText"/>
-      </w:pPr>
-      <w:r>
-        <w:t xml:space="preserve">OLGA: Алексей Николаевич, я юрист. Я обязана сказать: по договору вы можете не платить ни рубля.</w:t>
-      </w:r>
-    </w:p>
-    <w:p>
-      <w:pPr>
-        <w:pStyle w:val="BodyText"/>
-      </w:pPr>
-      <w:r>
-        <w:t xml:space="preserve">ALEKSEY: Вы правильно сказали. Спасибо. Ирина, сколько стоит партия?</w:t>
-      </w:r>
-    </w:p>
-    <w:p>
-      <w:pPr>
-        <w:pStyle w:val="BodyText"/>
-      </w:pPr>
-      <w:r>
-        <w:t xml:space="preserve">IRINA: Триста шприцев по цене дистрибьютора. Восемь тысяч триста тридцать. Два с половиной миллиона. Без доставки.</w:t>
-      </w:r>
-    </w:p>
-    <w:p>
-      <w:pPr>
-        <w:pStyle w:val="BodyText"/>
-      </w:pPr>
-      <w:r>
-        <w:t xml:space="preserve">SOHEE: Алексей, здравствуйте. Я слышу. Это Сохи. Вопрос про минус четыре?</w:t>
-      </w:r>
-    </w:p>
-    <w:p>
-      <w:pPr>
-        <w:pStyle w:val="BodyText"/>
-      </w:pPr>
-      <w:r>
-        <w:t xml:space="preserve">ALEKSEY: Да, Сохи. Пятьдесят минут при минус четырёх. Гель можно спасти?</w:t>
-      </w:r>
-    </w:p>
-    <w:p>
-      <w:pPr>
-        <w:pStyle w:val="BodyText"/>
-      </w:pPr>
-      <w:r>
-        <w:t xml:space="preserve">SOHEE: Нет. Замораживать нельзя. Вода в геле — кристаллы. Структура меняется. Глазом не видно.</w:t>
-      </w:r>
-    </w:p>
-    <w:p>
-      <w:pPr>
-        <w:pStyle w:val="BodyText"/>
-      </w:pPr>
-      <w:r>
-        <w:t xml:space="preserve">OLGA: Можно провести испытания? Взять десять шприцев на анализ?</w:t>
-      </w:r>
-    </w:p>
-    <w:p>
-      <w:pPr>
-        <w:pStyle w:val="BodyText"/>
-      </w:pPr>
-      <w:r>
-        <w:t xml:space="preserve">SOHEE: Можно. Но ответ будет «не гарантируем». Мы не продаём «не гарантируем». Уничтожить.</w:t>
-      </w:r>
-    </w:p>
-    <w:p>
-      <w:pPr>
-        <w:pStyle w:val="BodyText"/>
-      </w:pPr>
-      <w:r>
-        <w:t xml:space="preserve">IRINA: Уничтожить. С актом. По правилам Росздравнадзора. Ольга Петровна, это сколько времени?</w:t>
-      </w:r>
-    </w:p>
-    <w:p>
-      <w:pPr>
-        <w:pStyle w:val="BodyText"/>
-      </w:pPr>
-      <w:r>
-        <w:t xml:space="preserve">OLGA: Две недели. Акт, комиссия, фотографии. И отдельная строчка в журнале. Красными чернилами. У меня есть красные.</w:t>
-      </w:r>
-    </w:p>
-    <w:p>
-      <w:pPr>
-        <w:pStyle w:val="BodyText"/>
-      </w:pPr>
-      <w:r>
-        <w:t xml:space="preserve">RUSTAM: Алексей Николаевич, это я упаковывал. Лично. В пятницу. Если надо — вычтите из зарплаты.</w:t>
-      </w:r>
-    </w:p>
-    <w:p>
-      <w:pPr>
-        <w:pStyle w:val="BodyText"/>
-      </w:pPr>
-      <w:r>
-        <w:t xml:space="preserve">ALEKSEY: Не надо, Рустам. Вы собрали по схеме. Схему писали мы. Вычитать надо из нас.</w:t>
-      </w:r>
-    </w:p>
-    <w:p>
-      <w:pPr>
-        <w:pStyle w:val="BodyText"/>
-      </w:pPr>
-      <w:r>
-        <w:t xml:space="preserve">DIMA: Из всех троих? Или из всех двадцати?</w:t>
-      </w:r>
-    </w:p>
-    <w:p>
-      <w:pPr>
-        <w:pStyle w:val="BodyText"/>
-      </w:pPr>
-      <w:r>
-        <w:t xml:space="preserve">ALEKSEY: Из учредителей. Это наша дыра. Мы три года смотрели на жару и не смотрели на мороз.</w:t>
+        <w:t xml:space="preserve">RUSTAM: Алексей Николаевич, сразу скажу: Рустам и Рустем — это разные люди, а меня уже два раза спутали по телефону.</w:t>
+      </w:r>
+    </w:p>
+    <w:p>
+      <w:pPr>
+        <w:pStyle w:val="BodyText"/>
+      </w:pPr>
+      <w:r>
+        <w:t xml:space="preserve">ALEKSEY: Я знаю, Рустам, не волнуйтесь. Показывайте график, пожалуйста.</w:t>
+      </w:r>
+    </w:p>
+    <w:p>
+      <w:pPr>
+        <w:pStyle w:val="BodyText"/>
+      </w:pPr>
+      <w:r>
+        <w:t xml:space="preserve">RUSTAM: Вот. Пятница, восемнадцать ноль-ноль: коробка выходит со склада, внутри плюс шесть. Машина принадлежит «Идель-Меду», и водитель тоже их.</w:t>
+      </w:r>
+    </w:p>
+    <w:p>
+      <w:pPr>
+        <w:pStyle w:val="BodyText"/>
+      </w:pPr>
+      <w:r>
+        <w:t xml:space="preserve">IRINA: Дальше. Покажите, где температура начинает падать.</w:t>
+      </w:r>
+    </w:p>
+    <w:p>
+      <w:pPr>
+        <w:pStyle w:val="BodyText"/>
+      </w:pPr>
+      <w:r>
+        <w:t xml:space="preserve">RUSTAM: На трассе М-7 ночью было плюс пять, потом плюс четыре, ведь обогрев работал. А здесь, в субботу в четыре утра, она резко идёт вниз.</w:t>
+      </w:r>
+    </w:p>
+    <w:p>
+      <w:pPr>
+        <w:pStyle w:val="BodyText"/>
+      </w:pPr>
+      <w:r>
+        <w:t xml:space="preserve">OLGA: Четыре утра… Это уже Казань, правильно я понимаю?</w:t>
+      </w:r>
+    </w:p>
+    <w:p>
+      <w:pPr>
+        <w:pStyle w:val="BodyText"/>
+      </w:pPr>
+      <w:r>
+        <w:t xml:space="preserve">RUSTAM: Да, Казань. Машина приехала раньше, а склад «Идель-Меда» открывается в семь. Водитель три часа ждал у ворот с выключенным мотором.</w:t>
+      </w:r>
+    </w:p>
+    <w:p>
+      <w:pPr>
+        <w:pStyle w:val="BodyText"/>
+      </w:pPr>
+      <w:r>
+        <w:t xml:space="preserve">IRINA: С выключенным мотором? При минус восемнадцати?</w:t>
+      </w:r>
+    </w:p>
+    <w:p>
+      <w:pPr>
+        <w:pStyle w:val="BodyText"/>
+      </w:pPr>
+      <w:r>
+        <w:t xml:space="preserve">OLGA: Значит, вина на их стороне. Риск переходит к дистрибьютору при погрузке. Это пункт четыре-два договора, и я его сама писала.</w:t>
+      </w:r>
+    </w:p>
+    <w:p>
+      <w:pPr>
+        <w:pStyle w:val="BodyText"/>
+      </w:pPr>
+      <w:r>
+        <w:t xml:space="preserve">ALEKSEY: Рустам, а что с коробкой? Сколько она должна держать при минус восемнадцати, если верить паспорту?</w:t>
+      </w:r>
+    </w:p>
+    <w:p>
+      <w:pPr>
+        <w:pStyle w:val="BodyText"/>
+      </w:pPr>
+      <w:r>
+        <w:t xml:space="preserve">RUSTAM: По паспорту… Алексей Николаевич, тут есть кое-что неприятное. Можно я расскажу всё целиком?</w:t>
+      </w:r>
+    </w:p>
+    <w:p>
+      <w:pPr>
+        <w:pStyle w:val="BodyText"/>
+      </w:pPr>
+      <w:r>
+        <w:t xml:space="preserve">ALEKSEY: Целиком, конечно, и не торопитесь, нам важна каждая деталь.</w:t>
+      </w:r>
+    </w:p>
+    <w:p>
+      <w:pPr>
+        <w:pStyle w:val="BodyText"/>
+      </w:pPr>
+      <w:r>
+        <w:t xml:space="preserve">RUSTAM: Эту коробку мы собрали по летней схеме: два хладоэлемента из холодильника, плюс четыре, и пенопласт в три сантиметра. Летом это защищает от жары, а зимой холодные элементы только помогают морозу. Зимней схемы у нас просто нет, потому что её никто никогда не писал.</w:t>
+      </w:r>
+    </w:p>
+    <w:p>
+      <w:pPr>
+        <w:pStyle w:val="BodyText"/>
+      </w:pPr>
+      <w:r>
+        <w:t xml:space="preserve">IRINA: Никто не писал? То есть у нас уже три года нет зимней схемы?</w:t>
+      </w:r>
+    </w:p>
+    <w:p>
+      <w:pPr>
+        <w:pStyle w:val="BodyText"/>
+      </w:pPr>
+      <w:r>
+        <w:t xml:space="preserve">RUSTAM: Три года мы возили в Тверь, Калугу и Тулу, а это два-три часа дороги. Зимой коробка доезжала тёплой, потому что просто не успевала остыть, и никто не проверял, почему так. А до Казани ехать восемнадцать часов, и это совсем другая дорога и другая физика.</w:t>
+      </w:r>
+    </w:p>
+    <w:p>
+      <w:pPr>
+        <w:pStyle w:val="BodyText"/>
+      </w:pPr>
+      <w:r>
+        <w:t xml:space="preserve">DIMA: До Твери два часа, до Казани восемнадцать, а до Новосибирска трое суток на машине. Мы об этом вообще не думали.</w:t>
+      </w:r>
+    </w:p>
+    <w:p>
+      <w:pPr>
+        <w:pStyle w:val="BodyText"/>
+      </w:pPr>
+      <w:r>
+        <w:t xml:space="preserve">OLGA: Подождите, но это не меняет договор. Водитель стоял с выключенным мотором, и это их ответственность.</w:t>
+      </w:r>
+    </w:p>
+    <w:p>
+      <w:pPr>
+        <w:pStyle w:val="BodyText"/>
+      </w:pPr>
+      <w:r>
+        <w:t xml:space="preserve">ALEKSEY: Ольга Петровна, по договору это их ответственность, а по правде? Рустам, если бы коробка была тёплой, сколько бы она продержалась?</w:t>
+      </w:r>
+    </w:p>
+    <w:p>
+      <w:pPr>
+        <w:pStyle w:val="BodyText"/>
+      </w:pPr>
+      <w:r>
+        <w:t xml:space="preserve">RUSTAM: Зимняя? С тёплыми элементами, плюс восемнадцать, и с пенопластом в пять сантиметров она держит часов шесть при минус двадцати. Я проверял такую в прошлом году для себя, на балконе, но в схему не записал. А водитель стоял три часа, так что хватило бы с запасом.</w:t>
+      </w:r>
+    </w:p>
+    <w:p>
+      <w:pPr>
+        <w:pStyle w:val="BodyText"/>
+      </w:pPr>
+      <w:r>
+        <w:t xml:space="preserve">IRINA: То есть с нормальной коробкой ничего бы не случилось, даже с выключенным мотором?</w:t>
+      </w:r>
+    </w:p>
+    <w:p>
+      <w:pPr>
+        <w:pStyle w:val="BodyText"/>
+      </w:pPr>
+      <w:r>
+        <w:t xml:space="preserve">ALEKSEY: Значит, цепь порвалась в двух местах: у ворот в Казани и здесь, в Подольске, в нашей собственной коробке.</w:t>
+      </w:r>
+    </w:p>
+    <w:p>
+      <w:pPr>
+        <w:pStyle w:val="BodyText"/>
+      </w:pPr>
+      <w:r>
+        <w:t xml:space="preserve">OLGA: Алексей Николаевич, я юрист, и я обязана сказать: по договору вы можете не платить ни рубля.</w:t>
+      </w:r>
+    </w:p>
+    <w:p>
+      <w:pPr>
+        <w:pStyle w:val="BodyText"/>
+      </w:pPr>
+      <w:r>
+        <w:t xml:space="preserve">ALEKSEY: Вы правильно сказали, спасибо. Ирина, а сколько стоит эта партия?</w:t>
+      </w:r>
+    </w:p>
+    <w:p>
+      <w:pPr>
+        <w:pStyle w:val="BodyText"/>
+      </w:pPr>
+      <w:r>
+        <w:t xml:space="preserve">IRINA: Триста шприцев по цене дистрибьютора, по восемь тысяч триста тридцать, — это два с половиной миллиона без доставки.</w:t>
+      </w:r>
+    </w:p>
+    <w:p>
+      <w:pPr>
+        <w:pStyle w:val="BodyText"/>
+      </w:pPr>
+      <w:r>
+        <w:t xml:space="preserve">SOHEE: Алексей, здравствуйте, это Сохи. Я всё слышу. У вас вопрос про минус четыре, да?</w:t>
+      </w:r>
+    </w:p>
+    <w:p>
+      <w:pPr>
+        <w:pStyle w:val="BodyText"/>
+      </w:pPr>
+      <w:r>
+        <w:t xml:space="preserve">ALEKSEY: Да, Сохи. Пятьдесят минут при минус четырёх. Скажите, этот гель можно спасти?</w:t>
+      </w:r>
+    </w:p>
+    <w:p>
+      <w:pPr>
+        <w:pStyle w:val="BodyText"/>
+      </w:pPr>
+      <w:r>
+        <w:t xml:space="preserve">SOHEE: Нет, замораживать нельзя. Вода в геле становится кристаллами, и структура меняется, но глазом этого не видно.</w:t>
+      </w:r>
+    </w:p>
+    <w:p>
+      <w:pPr>
+        <w:pStyle w:val="BodyText"/>
+      </w:pPr>
+      <w:r>
+        <w:t xml:space="preserve">OLGA: А можно провести испытания? Например, взять десять шприцев на анализ?</w:t>
+      </w:r>
+    </w:p>
+    <w:p>
+      <w:pPr>
+        <w:pStyle w:val="BodyText"/>
+      </w:pPr>
+      <w:r>
+        <w:t xml:space="preserve">SOHEE: Можно, но ответ будет «не гарантируем». А мы не продаём «не гарантируем», поэтому надо уничтожить.</w:t>
+      </w:r>
+    </w:p>
+    <w:p>
+      <w:pPr>
+        <w:pStyle w:val="BodyText"/>
+      </w:pPr>
+      <w:r>
+        <w:t xml:space="preserve">IRINA: Значит, уничтожить с актом, по правилам Росздравнадзора. Ольга Петровна, сколько на это уйдёт времени?</w:t>
+      </w:r>
+    </w:p>
+    <w:p>
+      <w:pPr>
+        <w:pStyle w:val="BodyText"/>
+      </w:pPr>
+      <w:r>
+        <w:t xml:space="preserve">OLGA: Две недели: акт, комиссия и фотографии. И отдельная строчка в журнале красными чернилами, а красные у меня есть.</w:t>
+      </w:r>
+    </w:p>
+    <w:p>
+      <w:pPr>
+        <w:pStyle w:val="BodyText"/>
+      </w:pPr>
+      <w:r>
+        <w:t xml:space="preserve">RUSTAM: Алексей Николаевич, это я упаковывал коробку, лично, в пятницу. Если надо, вычтите из моей зарплаты.</w:t>
+      </w:r>
+    </w:p>
+    <w:p>
+      <w:pPr>
+        <w:pStyle w:val="BodyText"/>
+      </w:pPr>
+      <w:r>
+        <w:t xml:space="preserve">ALEKSEY: Не надо, Рустам. Вы собрали коробку по схеме, а схему писали мы, поэтому вычитать надо из нас.</w:t>
+      </w:r>
+    </w:p>
+    <w:p>
+      <w:pPr>
+        <w:pStyle w:val="BodyText"/>
+      </w:pPr>
+      <w:r>
+        <w:t xml:space="preserve">DIMA: Из кого именно — из всех троих учредителей или из всех двадцати человек?</w:t>
+      </w:r>
+    </w:p>
+    <w:p>
+      <w:pPr>
+        <w:pStyle w:val="BodyText"/>
+      </w:pPr>
+      <w:r>
+        <w:t xml:space="preserve">ALEKSEY: Из учредителей, потому что это наша дыра. Мы три года смотрели на жару и совсем не смотрели на мороз.</w:t>
       </w:r>
     </w:p>
     <w:bookmarkEnd w:id="22"/>
@@ -1556,239 +1556,239 @@
         <w:pStyle w:val="FirstParagraph"/>
       </w:pPr>
       <w:r>
-        <w:t xml:space="preserve">RUSTEM: Алексей Николаевич. Ассаляму алейкум. Айдар всё рассказал. Водителя я уже уволил. В восемь утра.</w:t>
-      </w:r>
-    </w:p>
-    <w:p>
-      <w:pPr>
-        <w:pStyle w:val="BodyText"/>
-      </w:pPr>
-      <w:r>
-        <w:t xml:space="preserve">ALEKSEY: Рустем Галимзянович, подождите увольнять. Я хочу рассказать вам вторую половину.</w:t>
-      </w:r>
-    </w:p>
-    <w:p>
-      <w:pPr>
-        <w:pStyle w:val="BodyText"/>
-      </w:pPr>
-      <w:r>
-        <w:t xml:space="preserve">RUSTEM: Вторую? Мотор выключил мой человек. Мой грузовик. Мой журнал. Я плачу. Без разговоров.</w:t>
-      </w:r>
-    </w:p>
-    <w:p>
-      <w:pPr>
-        <w:pStyle w:val="BodyText"/>
-      </w:pPr>
-      <w:r>
-        <w:t xml:space="preserve">ALEKSEY: Коробку собрал наш склад. По летней схеме. С холодными элементами. С зимней коробкой ваш водитель мог бы стоять шесть часов. Он стоял три. Цепь порвалась у нас и у вас.</w:t>
-      </w:r>
-    </w:p>
-    <w:p>
-      <w:pPr>
-        <w:pStyle w:val="BodyText"/>
-      </w:pPr>
-      <w:r>
-        <w:t xml:space="preserve">RUSTEM: У вас? Почему вы мне это говорите? Ваш юрист, наверное, против.</w:t>
-      </w:r>
-    </w:p>
-    <w:p>
-      <w:pPr>
-        <w:pStyle w:val="BodyText"/>
-      </w:pPr>
-      <w:r>
-        <w:t xml:space="preserve">OLGA: Юрист против. Я уже сказала это два раза. Но меня не слушают. Как обычно.</w:t>
-      </w:r>
-    </w:p>
-    <w:p>
-      <w:pPr>
-        <w:pStyle w:val="BodyText"/>
-      </w:pPr>
-      <w:r>
-        <w:t xml:space="preserve">RUSTEM: Хороший юрист. Скажите ему, что я буду его слушать. Он прав.</w:t>
-      </w:r>
-    </w:p>
-    <w:p>
-      <w:pPr>
-        <w:pStyle w:val="BodyText"/>
-      </w:pPr>
-      <w:r>
-        <w:t xml:space="preserve">OLGA: Ей. Ольга Петровна. И она это запомнит.</w:t>
-      </w:r>
-    </w:p>
-    <w:p>
-      <w:pPr>
-        <w:pStyle w:val="BodyText"/>
-      </w:pPr>
-      <w:r>
-        <w:t xml:space="preserve">RUSTEM: Ольга Петровна, простите. Татарская вежливость, московский телефон. Плохая связь.</w:t>
-      </w:r>
-    </w:p>
-    <w:p>
-      <w:pPr>
-        <w:pStyle w:val="BodyText"/>
-      </w:pPr>
-      <w:r>
-        <w:t xml:space="preserve">OLGA: Связь у вас прекрасная. Я вас прощаю. Один раз.</w:t>
-      </w:r>
-    </w:p>
-    <w:p>
-      <w:pPr>
-        <w:pStyle w:val="BodyText"/>
-      </w:pPr>
-      <w:r>
-        <w:t xml:space="preserve">ALEKSEY: Предлагаю пополам. По миллиону двести пятьдесят. И новая партия через неделю. В зимней коробке.</w:t>
-      </w:r>
-    </w:p>
-    <w:p>
-      <w:pPr>
-        <w:pStyle w:val="BodyText"/>
-      </w:pPr>
-      <w:r>
-        <w:t xml:space="preserve">RUSTEM: Пополам? Алексей Николаевич, в Казани так не делают. Если виноват — платишь. Если не виноват — не платишь. Если виноваты оба… я не знаю. Такого у меня не было. Двадцать два года — и ни разу. Обычно каждый доказывает, что виноват другой.</w:t>
-      </w:r>
-    </w:p>
-    <w:p>
-      <w:pPr>
-        <w:pStyle w:val="BodyText"/>
-      </w:pPr>
-      <w:r>
-        <w:t xml:space="preserve">IRINA: Рустем Галимзянович, это Ирина. Можно цифры? Без чувств?</w:t>
-      </w:r>
-    </w:p>
-    <w:p>
-      <w:pPr>
-        <w:pStyle w:val="BodyText"/>
-      </w:pPr>
-      <w:r>
-        <w:t xml:space="preserve">RUSTEM: Ирина. Айдар про вас говорил: «Очень вежливая. Очень подробная». Давайте цифры.</w:t>
-      </w:r>
-    </w:p>
-    <w:p>
-      <w:pPr>
-        <w:pStyle w:val="BodyText"/>
-      </w:pPr>
-      <w:r>
-        <w:t xml:space="preserve">IRINA: Если платите вы всё — у вас минус два с половиной миллиона. За первые три месяца. Это половина вашей маржи за год по нашему гелю. Вы начнёте экономить. На обогреве. На водителях. На логгерах. Я видела, как экономят после большой потери. Через полгода у нас будет вторая заморозка. Пополам — дешевле. Для обоих.</w:t>
-      </w:r>
-    </w:p>
-    <w:p>
-      <w:pPr>
-        <w:pStyle w:val="BodyText"/>
-      </w:pPr>
-      <w:r>
-        <w:t xml:space="preserve">RUSTEM: Вы видели, как экономят после потерь?</w:t>
-      </w:r>
-    </w:p>
-    <w:p>
-      <w:pPr>
-        <w:pStyle w:val="BodyText"/>
-      </w:pPr>
-      <w:r>
-        <w:t xml:space="preserve">IRINA: Я была аудитором. Это девяносто процентов моих историй.</w:t>
-      </w:r>
-    </w:p>
-    <w:p>
-      <w:pPr>
-        <w:pStyle w:val="BodyText"/>
-      </w:pPr>
-      <w:r>
-        <w:t xml:space="preserve">RUSTEM: А водитель? Вы скажете — тоже вернуть?</w:t>
-      </w:r>
-    </w:p>
-    <w:p>
-      <w:pPr>
-        <w:pStyle w:val="BodyText"/>
-      </w:pPr>
-      <w:r>
-        <w:t xml:space="preserve">ALEKSEY: Это ваш человек. Ваше решение. Я бы только спросил: он сам сказал, что выключил мотор?</w:t>
-      </w:r>
-    </w:p>
-    <w:p>
-      <w:pPr>
-        <w:pStyle w:val="BodyText"/>
-      </w:pPr>
-      <w:r>
-        <w:t xml:space="preserve">RUSTEM: Сам. Айдару. В семь утра. До того, как мы посмотрели логгер.</w:t>
-      </w:r>
-    </w:p>
-    <w:p>
-      <w:pPr>
-        <w:pStyle w:val="BodyText"/>
-      </w:pPr>
-      <w:r>
-        <w:t xml:space="preserve">ALEKSEY: Сам. До логгера. Такого водителя я бы не увольнял. Я бы научил.</w:t>
-      </w:r>
-    </w:p>
-    <w:p>
-      <w:pPr>
-        <w:pStyle w:val="BodyText"/>
-      </w:pPr>
-      <w:r>
-        <w:t xml:space="preserve">RUSTEM: Вы опять говорите как ваш инвестор. Хорошо. Водитель остаётся. Но без премии за этот месяц. И с новым журналом в кабине. Он будет писать сам, каждый час: «Стоял. Мотор работает. Плюс пять». Своей рукой.</w:t>
-      </w:r>
-    </w:p>
-    <w:p>
-      <w:pPr>
-        <w:pStyle w:val="BodyText"/>
-      </w:pPr>
-      <w:r>
-        <w:t xml:space="preserve">DIMA: Рустем Галимзянович, а склад? Ворота открываются в семь. Машины приходят в четыре.</w:t>
-      </w:r>
-    </w:p>
-    <w:p>
-      <w:pPr>
-        <w:pStyle w:val="BodyText"/>
-      </w:pPr>
-      <w:r>
-        <w:t xml:space="preserve">RUSTEM: Будет ночной приём. С понедельника. Тёплый бокс у ворот. Я давно хотел. Теперь есть причина.</w:t>
-      </w:r>
-    </w:p>
-    <w:p>
-      <w:pPr>
-        <w:pStyle w:val="BodyText"/>
-      </w:pPr>
-      <w:r>
-        <w:t xml:space="preserve">AIDAR: Папа, тёплый бокс — это четыреста тысяч.</w:t>
-      </w:r>
-    </w:p>
-    <w:p>
-      <w:pPr>
-        <w:pStyle w:val="BodyText"/>
-      </w:pPr>
-      <w:r>
-        <w:t xml:space="preserve">RUSTEM: Айдар, это дешевле, чем два с половиной миллиона. Ты же экономист. Из Лондона.</w:t>
-      </w:r>
-    </w:p>
-    <w:p>
-      <w:pPr>
-        <w:pStyle w:val="BodyText"/>
-      </w:pPr>
-      <w:r>
-        <w:t xml:space="preserve">AIDAR: Понял. Я посчитаю. И поставлю логгер на ворота.</w:t>
-      </w:r>
-    </w:p>
-    <w:p>
-      <w:pPr>
-        <w:pStyle w:val="BodyText"/>
-      </w:pPr>
-      <w:r>
-        <w:t xml:space="preserve">RUSTEM: Пополам. Ладно. Первый раз в жизни делю вину с москвичом. Запишу в журнал. По-татарски.</w:t>
-      </w:r>
-    </w:p>
-    <w:p>
-      <w:pPr>
-        <w:pStyle w:val="BodyText"/>
-      </w:pPr>
-      <w:r>
-        <w:t xml:space="preserve">ALEKSEY: Что вы напишете?</w:t>
-      </w:r>
-    </w:p>
-    <w:p>
-      <w:pPr>
-        <w:pStyle w:val="BodyText"/>
-      </w:pPr>
-      <w:r>
-        <w:t xml:space="preserve">RUSTEM: Напишу: «Боялся. Потом — нет». Как в девяносто восьмом. Только короче.</w:t>
+        <w:t xml:space="preserve">RUSTEM: Алексей Николаевич, ассаляму алейкум. Айдар мне всё рассказал, и водителя я уже уволил, в восемь утра.</w:t>
+      </w:r>
+    </w:p>
+    <w:p>
+      <w:pPr>
+        <w:pStyle w:val="BodyText"/>
+      </w:pPr>
+      <w:r>
+        <w:t xml:space="preserve">ALEKSEY: Рустем Галимзянович, подождите увольнять, пожалуйста. Я хочу рассказать вам вторую половину этой истории.</w:t>
+      </w:r>
+    </w:p>
+    <w:p>
+      <w:pPr>
+        <w:pStyle w:val="BodyText"/>
+      </w:pPr>
+      <w:r>
+        <w:t xml:space="preserve">RUSTEM: Какую ещё вторую? Мотор выключил мой человек: мой грузовик, мой журнал. Поэтому я плачу, без разговоров.</w:t>
+      </w:r>
+    </w:p>
+    <w:p>
+      <w:pPr>
+        <w:pStyle w:val="BodyText"/>
+      </w:pPr>
+      <w:r>
+        <w:t xml:space="preserve">ALEKSEY: Коробку собрал наш склад по летней схеме, с холодными элементами. С зимней коробкой ваш водитель мог бы стоять шесть часов, а он стоял только три. Так что цепь порвалась и у нас, и у вас, и честнее сказать вам об этом сразу.</w:t>
+      </w:r>
+    </w:p>
+    <w:p>
+      <w:pPr>
+        <w:pStyle w:val="BodyText"/>
+      </w:pPr>
+      <w:r>
+        <w:t xml:space="preserve">RUSTEM: У вас? А почему вы мне это говорите? Ваш юрист, наверное, против такого разговора.</w:t>
+      </w:r>
+    </w:p>
+    <w:p>
+      <w:pPr>
+        <w:pStyle w:val="BodyText"/>
+      </w:pPr>
+      <w:r>
+        <w:t xml:space="preserve">OLGA: Юрист против, и я уже сказала это два раза. Но меня, как обычно, никто не слушает.</w:t>
+      </w:r>
+    </w:p>
+    <w:p>
+      <w:pPr>
+        <w:pStyle w:val="BodyText"/>
+      </w:pPr>
+      <w:r>
+        <w:t xml:space="preserve">RUSTEM: Хороший юрист. Скажите ему, что я буду его слушать, потому что он прав.</w:t>
+      </w:r>
+    </w:p>
+    <w:p>
+      <w:pPr>
+        <w:pStyle w:val="BodyText"/>
+      </w:pPr>
+      <w:r>
+        <w:t xml:space="preserve">OLGA: Не ему, а ей. Меня зовут Ольга Петровна, и она это обязательно запомнит.</w:t>
+      </w:r>
+    </w:p>
+    <w:p>
+      <w:pPr>
+        <w:pStyle w:val="BodyText"/>
+      </w:pPr>
+      <w:r>
+        <w:t xml:space="preserve">RUSTEM: Ольга Петровна, простите. Татарская вежливость, московский телефон и плохая связь — вот и результат.</w:t>
+      </w:r>
+    </w:p>
+    <w:p>
+      <w:pPr>
+        <w:pStyle w:val="BodyText"/>
+      </w:pPr>
+      <w:r>
+        <w:t xml:space="preserve">OLGA: Связь у вас прекрасная, но я вас прощаю. Один раз.</w:t>
+      </w:r>
+    </w:p>
+    <w:p>
+      <w:pPr>
+        <w:pStyle w:val="BodyText"/>
+      </w:pPr>
+      <w:r>
+        <w:t xml:space="preserve">ALEKSEY: Предлагаю пополам: по миллиону двести пятьдесят. И новая партия через неделю, уже в зимней коробке.</w:t>
+      </w:r>
+    </w:p>
+    <w:p>
+      <w:pPr>
+        <w:pStyle w:val="BodyText"/>
+      </w:pPr>
+      <w:r>
+        <w:t xml:space="preserve">RUSTEM: Пополам? Алексей Николаевич, в Казани так не делают. Если виноват, ты платишь, а если не виноват, не платишь. Если виноваты оба… я даже не знаю, такого у меня не было за двадцать два года ни разу. Обычно каждый доказывает, что виноват другой.</w:t>
+      </w:r>
+    </w:p>
+    <w:p>
+      <w:pPr>
+        <w:pStyle w:val="BodyText"/>
+      </w:pPr>
+      <w:r>
+        <w:t xml:space="preserve">IRINA: Рустем Галимзянович, это Ирина. Можно я скажу цифрами, без чувств?</w:t>
+      </w:r>
+    </w:p>
+    <w:p>
+      <w:pPr>
+        <w:pStyle w:val="BodyText"/>
+      </w:pPr>
+      <w:r>
+        <w:t xml:space="preserve">RUSTEM: Ирина… Айдар про вас говорил: «Очень вежливая и очень подробная». Давайте ваши цифры.</w:t>
+      </w:r>
+    </w:p>
+    <w:p>
+      <w:pPr>
+        <w:pStyle w:val="BodyText"/>
+      </w:pPr>
+      <w:r>
+        <w:t xml:space="preserve">IRINA: Если вы платите всё, у вас минус два с половиной миллиона за первые три месяца, то есть половина вашей годовой маржи по нашему гелю. Вы начнёте экономить на обогреве, на водителях, на логгерах. Я видела, как экономят после большой потери, и через полгода у нас будет вторая заморозка. Поэтому пополам дешевле для обоих.</w:t>
+      </w:r>
+    </w:p>
+    <w:p>
+      <w:pPr>
+        <w:pStyle w:val="BodyText"/>
+      </w:pPr>
+      <w:r>
+        <w:t xml:space="preserve">RUSTEM: А вы видели, как люди экономят после потерь?</w:t>
+      </w:r>
+    </w:p>
+    <w:p>
+      <w:pPr>
+        <w:pStyle w:val="BodyText"/>
+      </w:pPr>
+      <w:r>
+        <w:t xml:space="preserve">IRINA: Я была аудитором, так что это девяносто процентов моих историй.</w:t>
+      </w:r>
+    </w:p>
+    <w:p>
+      <w:pPr>
+        <w:pStyle w:val="BodyText"/>
+      </w:pPr>
+      <w:r>
+        <w:t xml:space="preserve">RUSTEM: А водитель? Вы, наверное, скажете, что его тоже надо вернуть?</w:t>
+      </w:r>
+    </w:p>
+    <w:p>
+      <w:pPr>
+        <w:pStyle w:val="BodyText"/>
+      </w:pPr>
+      <w:r>
+        <w:t xml:space="preserve">ALEKSEY: Это ваш человек и ваше решение. Я бы только спросил: он сам сказал, что выключил мотор?</w:t>
+      </w:r>
+    </w:p>
+    <w:p>
+      <w:pPr>
+        <w:pStyle w:val="BodyText"/>
+      </w:pPr>
+      <w:r>
+        <w:t xml:space="preserve">RUSTEM: Сам сказал Айдару, в семь утра, ещё до того, как мы посмотрели логгер.</w:t>
+      </w:r>
+    </w:p>
+    <w:p>
+      <w:pPr>
+        <w:pStyle w:val="BodyText"/>
+      </w:pPr>
+      <w:r>
+        <w:t xml:space="preserve">ALEKSEY: Сам и до логгера… Такого водителя я бы не увольнял, а научил бы.</w:t>
+      </w:r>
+    </w:p>
+    <w:p>
+      <w:pPr>
+        <w:pStyle w:val="BodyText"/>
+      </w:pPr>
+      <w:r>
+        <w:t xml:space="preserve">RUSTEM: Вы опять говорите как ваш инвестор. Хорошо, водитель остаётся, но без премии за этот месяц и с новым журналом в кабине. Он будет каждый час писать сам: «Стоял. Мотор работает. Плюс пять». Своей рукой, чтобы запомнил.</w:t>
+      </w:r>
+    </w:p>
+    <w:p>
+      <w:pPr>
+        <w:pStyle w:val="BodyText"/>
+      </w:pPr>
+      <w:r>
+        <w:t xml:space="preserve">DIMA: Рустем Галимзянович, а как быть со складом? Ворота открываются в семь, а машины приходят в четыре.</w:t>
+      </w:r>
+    </w:p>
+    <w:p>
+      <w:pPr>
+        <w:pStyle w:val="BodyText"/>
+      </w:pPr>
+      <w:r>
+        <w:t xml:space="preserve">RUSTEM: С понедельника будет ночной приём и тёплый бокс у ворот. Я давно этого хотел, а теперь есть причина.</w:t>
+      </w:r>
+    </w:p>
+    <w:p>
+      <w:pPr>
+        <w:pStyle w:val="BodyText"/>
+      </w:pPr>
+      <w:r>
+        <w:t xml:space="preserve">AIDAR: Папа, но тёплый бокс стоит четыреста тысяч, это немало.</w:t>
+      </w:r>
+    </w:p>
+    <w:p>
+      <w:pPr>
+        <w:pStyle w:val="BodyText"/>
+      </w:pPr>
+      <w:r>
+        <w:t xml:space="preserve">RUSTEM: Айдар, это всё равно дешевле, чем два с половиной миллиона. Ты же экономист, из Лондона.</w:t>
+      </w:r>
+    </w:p>
+    <w:p>
+      <w:pPr>
+        <w:pStyle w:val="BodyText"/>
+      </w:pPr>
+      <w:r>
+        <w:t xml:space="preserve">AIDAR: Понял. Я всё посчитаю и ещё поставлю логгер прямо на ворота.</w:t>
+      </w:r>
+    </w:p>
+    <w:p>
+      <w:pPr>
+        <w:pStyle w:val="BodyText"/>
+      </w:pPr>
+      <w:r>
+        <w:t xml:space="preserve">RUSTEM: Пополам, ладно. Первый раз в жизни делю вину с москвичом, так что запишу это в журнал. По-татарски.</w:t>
+      </w:r>
+    </w:p>
+    <w:p>
+      <w:pPr>
+        <w:pStyle w:val="BodyText"/>
+      </w:pPr>
+      <w:r>
+        <w:t xml:space="preserve">ALEKSEY: А что именно вы напишете, если не секрет?</w:t>
+      </w:r>
+    </w:p>
+    <w:p>
+      <w:pPr>
+        <w:pStyle w:val="BodyText"/>
+      </w:pPr>
+      <w:r>
+        <w:t xml:space="preserve">RUSTEM: Напишу: «Боялся. Потом — нет». Как в девяносто восьмом, только короче.</w:t>
       </w:r>
     </w:p>
     <w:bookmarkEnd w:id="23"/>
@@ -1806,199 +1806,199 @@
         <w:pStyle w:val="FirstParagraph"/>
       </w:pPr>
       <w:r>
-        <w:t xml:space="preserve">IRINA: Итоги испытаний. Две тестовые коробки. Новосибирск и Владивосток. Внутри — шприцы с водой. Зимняя схема. Логгеры.</w:t>
-      </w:r>
-    </w:p>
-    <w:p>
-      <w:pPr>
-        <w:pStyle w:val="BodyText"/>
-      </w:pPr>
-      <w:r>
-        <w:t xml:space="preserve">ALEKSEY: Почему с водой? Мы же не продаём там пока.</w:t>
-      </w:r>
-    </w:p>
-    <w:p>
-      <w:pPr>
-        <w:pStyle w:val="BodyText"/>
-      </w:pPr>
-      <w:r>
-        <w:t xml:space="preserve">IRINA: Потому что вода замерзает при нуле. Гель — тоже беда при нуле. Дешёвая проверка дорогой ошибки.</w:t>
-      </w:r>
-    </w:p>
-    <w:p>
-      <w:pPr>
-        <w:pStyle w:val="BodyText"/>
-      </w:pPr>
-      <w:r>
-        <w:t xml:space="preserve">KIRILL: Я встречал коробку в Толмачёво. Самолёт пришёл вовремя. Минус тридцать один. Выгрузили через сорок минут.</w:t>
-      </w:r>
-    </w:p>
-    <w:p>
-      <w:pPr>
-        <w:pStyle w:val="BodyText"/>
-      </w:pPr>
-      <w:r>
-        <w:t xml:space="preserve">OLGA: Сорок минут — в минус тридцать один? Где она стояла?</w:t>
-      </w:r>
-    </w:p>
-    <w:p>
-      <w:pPr>
-        <w:pStyle w:val="BodyText"/>
-      </w:pPr>
-      <w:r>
-        <w:t xml:space="preserve">KIRILL: На тележке. На лётном поле. Грузчики курили. Я видел из окна. Меня не пустили.</w:t>
-      </w:r>
-    </w:p>
-    <w:p>
-      <w:pPr>
-        <w:pStyle w:val="BodyText"/>
-      </w:pPr>
-      <w:r>
-        <w:t xml:space="preserve">IRINA: Логгер новосибирской коробки — плюс три. Самая низкая точка. Зимняя схема выдержала. Рустам был прав.</w:t>
-      </w:r>
-    </w:p>
-    <w:p>
-      <w:pPr>
-        <w:pStyle w:val="BodyText"/>
-      </w:pPr>
-      <w:r>
-        <w:t xml:space="preserve">ALEKSEY: А владивостокская?</w:t>
-      </w:r>
-    </w:p>
-    <w:p>
-      <w:pPr>
-        <w:pStyle w:val="BodyText"/>
-      </w:pPr>
-      <w:r>
-        <w:t xml:space="preserve">IRINA: Владивостокская летела через Новосибирск. Пересадка. Шесть часов в зоне транзита. Там её поставили у открытых ворот склада, рядом с почтой. Логгер показывает минус два. Двадцать минут. Вода в одном шприце замёрзла. Если бы там был гель — партию пришлось бы уничтожить.</w:t>
-      </w:r>
-    </w:p>
-    <w:p>
-      <w:pPr>
-        <w:pStyle w:val="BodyText"/>
-      </w:pPr>
-      <w:r>
-        <w:t xml:space="preserve">DIMA: То есть до Новосибирска — довезли. А дальше — потеряли. В том же Новосибирске.</w:t>
-      </w:r>
-    </w:p>
-    <w:p>
-      <w:pPr>
-        <w:pStyle w:val="BodyText"/>
-      </w:pPr>
-      <w:r>
-        <w:t xml:space="preserve">KIRILL: Я ведь был в Толмачёво в тот же день. Стоял у окна и смотрел на свою коробку. А вторая коробка стояла у других ворот, в двухстах метрах. О ней мне никто не сказал. Я бы дошёл. Её просто никто мне не назвал.</w:t>
-      </w:r>
-    </w:p>
-    <w:p>
-      <w:pPr>
-        <w:pStyle w:val="BodyText"/>
-      </w:pPr>
-      <w:r>
-        <w:t xml:space="preserve">ALEKSEY: Вот. Это главное. Коробку держали, пока на неё смотрел человек. Как только человек ушёл — цепь порвалась. Холодовая цепь рвётся не на морозе. Она рвётся там, где её никто не держит. На тележке. У ворот. На пересадке.</w:t>
-      </w:r>
-    </w:p>
-    <w:p>
-      <w:pPr>
-        <w:pStyle w:val="BodyText"/>
-      </w:pPr>
-      <w:r>
-        <w:t xml:space="preserve">OLGA: Тогда в схеме нужен не только пенопласт. Нужно имя. В каждой точке передачи.</w:t>
-      </w:r>
-    </w:p>
-    <w:p>
-      <w:pPr>
-        <w:pStyle w:val="BodyText"/>
-      </w:pPr>
-      <w:r>
-        <w:t xml:space="preserve">ALEKSEY: Имя и телефон. Не «склад». Не «грузчики». Человек.</w:t>
-      </w:r>
-    </w:p>
-    <w:p>
-      <w:pPr>
-        <w:pStyle w:val="BodyText"/>
-      </w:pPr>
-      <w:r>
-        <w:t xml:space="preserve">IRINA: И время. Сколько минут коробка может быть без человека. Для зимы — тридцать минут. Потом звонок.</w:t>
-      </w:r>
-    </w:p>
-    <w:p>
-      <w:pPr>
-        <w:pStyle w:val="BodyText"/>
-      </w:pPr>
-      <w:r>
-        <w:t xml:space="preserve">RUSTAM: И наклейка на коробке. Крупно: «Не оставлять на холоде. Звонить». И номер. По-русски и по-английски.</w:t>
-      </w:r>
-    </w:p>
-    <w:p>
-      <w:pPr>
-        <w:pStyle w:val="BodyText"/>
-      </w:pPr>
-      <w:r>
-        <w:t xml:space="preserve">KIRILL: И по-татарски. Для Казани. Айдар просил.</w:t>
-      </w:r>
-    </w:p>
-    <w:p>
-      <w:pPr>
-        <w:pStyle w:val="BodyText"/>
-      </w:pPr>
-      <w:r>
-        <w:t xml:space="preserve">SOHEE: Можно добавить от Седжин? В Корее зимой минус пятнадцать. Мы возим в Сеул так: каждый передаёт коробку из рук в руки. Подпись — время — температура. Шесть точек — шесть подписей. Мы называем это «эстафета». Кто уронил палочку — тот и виноват. А кто передал правильно — молодец.</w:t>
-      </w:r>
-    </w:p>
-    <w:p>
-      <w:pPr>
-        <w:pStyle w:val="BodyText"/>
-      </w:pPr>
-      <w:r>
-        <w:t xml:space="preserve">ALEKSEY: Эстафета. Хорошее слово. Оно и по-русски понятно.</w:t>
-      </w:r>
-    </w:p>
-    <w:p>
-      <w:pPr>
-        <w:pStyle w:val="BodyText"/>
-      </w:pPr>
-      <w:r>
-        <w:t xml:space="preserve">DIMA: Только у нас дистанция — девять тысяч километров. И одиннадцать часовых поясов. Палочку надо передавать долго.</w:t>
-      </w:r>
-    </w:p>
-    <w:p>
-      <w:pPr>
-        <w:pStyle w:val="BodyText"/>
-      </w:pPr>
-      <w:r>
-        <w:t xml:space="preserve">SOHEE: Тогда нужно больше бегунов. И каждый знает своё имя.</w:t>
-      </w:r>
-    </w:p>
-    <w:p>
-      <w:pPr>
-        <w:pStyle w:val="BodyText"/>
-      </w:pPr>
-      <w:r>
-        <w:t xml:space="preserve">IRINA: Зимняя коробка с логгером — четыре пятьсот. Пятьдесят шприцев. Девяносто рублей на шприц. Меньше процента цены.</w:t>
-      </w:r>
-    </w:p>
-    <w:p>
-      <w:pPr>
-        <w:pStyle w:val="BodyText"/>
-      </w:pPr>
-      <w:r>
-        <w:t xml:space="preserve">OLGA: Меньше процента. А заморозка стоила два с половиной миллиона. Это я впишу в протокол первой строкой.</w:t>
-      </w:r>
-    </w:p>
-    <w:p>
-      <w:pPr>
-        <w:pStyle w:val="BodyText"/>
-      </w:pPr>
-      <w:r>
-        <w:t xml:space="preserve">KIRILL: Можно, я напишу инструкцию для Новосибирска? Я видел тележку. Я знаю, где курят грузчики.</w:t>
-      </w:r>
-    </w:p>
-    <w:p>
-      <w:pPr>
-        <w:pStyle w:val="BodyText"/>
-      </w:pPr>
-      <w:r>
-        <w:t xml:space="preserve">ALEKSEY: Пиши. Ты теперь знаешь про Толмачёво больше, чем мы все. Через месяц ты туда полетишь уже с Дмитрием.</w:t>
+        <w:t xml:space="preserve">IRINA: Итоги испытаний. Мы отправили две тестовые коробки, в Новосибирск и во Владивосток, по зимней схеме и с логгерами, а внутри были шприцы с водой.</w:t>
+      </w:r>
+    </w:p>
+    <w:p>
+      <w:pPr>
+        <w:pStyle w:val="BodyText"/>
+      </w:pPr>
+      <w:r>
+        <w:t xml:space="preserve">ALEKSEY: А почему с водой? Мы ведь там пока ничего не продаём.</w:t>
+      </w:r>
+    </w:p>
+    <w:p>
+      <w:pPr>
+        <w:pStyle w:val="BodyText"/>
+      </w:pPr>
+      <w:r>
+        <w:t xml:space="preserve">IRINA: Потому что вода замерзает при нуле, а для геля ноль — тоже беда. Дешёвая проверка дорогой ошибки.</w:t>
+      </w:r>
+    </w:p>
+    <w:p>
+      <w:pPr>
+        <w:pStyle w:val="BodyText"/>
+      </w:pPr>
+      <w:r>
+        <w:t xml:space="preserve">KIRILL: Я встречал коробку в Толмачёво. Самолёт пришёл вовремя, было минус тридцать один, а выгрузили её только через сорок минут.</w:t>
+      </w:r>
+    </w:p>
+    <w:p>
+      <w:pPr>
+        <w:pStyle w:val="BodyText"/>
+      </w:pPr>
+      <w:r>
+        <w:t xml:space="preserve">OLGA: Сорок минут при минус тридцати одном? А где она всё это время стояла?</w:t>
+      </w:r>
+    </w:p>
+    <w:p>
+      <w:pPr>
+        <w:pStyle w:val="BodyText"/>
+      </w:pPr>
+      <w:r>
+        <w:t xml:space="preserve">KIRILL: На тележке на лётном поле, пока грузчики курили. Я видел это из окна, но меня туда не пустили.</w:t>
+      </w:r>
+    </w:p>
+    <w:p>
+      <w:pPr>
+        <w:pStyle w:val="BodyText"/>
+      </w:pPr>
+      <w:r>
+        <w:t xml:space="preserve">IRINA: Самая низкая точка у логгера новосибирской коробки — плюс три. Зимняя схема выдержала, так что Рустам был прав.</w:t>
+      </w:r>
+    </w:p>
+    <w:p>
+      <w:pPr>
+        <w:pStyle w:val="BodyText"/>
+      </w:pPr>
+      <w:r>
+        <w:t xml:space="preserve">ALEKSEY: А что показала владивостокская коробка?</w:t>
+      </w:r>
+    </w:p>
+    <w:p>
+      <w:pPr>
+        <w:pStyle w:val="BodyText"/>
+      </w:pPr>
+      <w:r>
+        <w:t xml:space="preserve">IRINA: Владивостокская летела через Новосибирск с пересадкой и шесть часов стояла в зоне транзита. Там её поставили у открытых ворот склада, рядом с почтой, и логгер показывает минус два в течение двадцати минут. Вода в одном шприце замёрзла, и если бы там был гель, партию пришлось бы уничтожить.</w:t>
+      </w:r>
+    </w:p>
+    <w:p>
+      <w:pPr>
+        <w:pStyle w:val="BodyText"/>
+      </w:pPr>
+      <w:r>
+        <w:t xml:space="preserve">DIMA: То есть до Новосибирска мы её довезли, а дальше потеряли, причём в том же самом Новосибирске.</w:t>
+      </w:r>
+    </w:p>
+    <w:p>
+      <w:pPr>
+        <w:pStyle w:val="BodyText"/>
+      </w:pPr>
+      <w:r>
+        <w:t xml:space="preserve">KIRILL: Я ведь был в Толмачёво в тот же день: стоял у окна и смотрел на свою коробку. А вторая коробка стояла у других ворот, в двухстах метрах, и о ней мне никто не сказал. Я бы дошёл, но её просто никто мне не назвал.</w:t>
+      </w:r>
+    </w:p>
+    <w:p>
+      <w:pPr>
+        <w:pStyle w:val="BodyText"/>
+      </w:pPr>
+      <w:r>
+        <w:t xml:space="preserve">ALEKSEY: Вот, это главное. Коробку держали, пока на неё смотрел человек, а как только человек ушёл, цепь порвалась. Холодовая цепь рвётся не на морозе. Она рвётся там, где её никто не держит: на тележке, у ворот, на пересадке.</w:t>
+      </w:r>
+    </w:p>
+    <w:p>
+      <w:pPr>
+        <w:pStyle w:val="BodyText"/>
+      </w:pPr>
+      <w:r>
+        <w:t xml:space="preserve">OLGA: Тогда в схеме нужен не только пенопласт, но и имя в каждой точке передачи.</w:t>
+      </w:r>
+    </w:p>
+    <w:p>
+      <w:pPr>
+        <w:pStyle w:val="BodyText"/>
+      </w:pPr>
+      <w:r>
+        <w:t xml:space="preserve">ALEKSEY: Имя и телефон. Не «склад» и не «грузчики», а конкретный человек.</w:t>
+      </w:r>
+    </w:p>
+    <w:p>
+      <w:pPr>
+        <w:pStyle w:val="BodyText"/>
+      </w:pPr>
+      <w:r>
+        <w:t xml:space="preserve">IRINA: И ещё время: сколько минут коробка может быть без человека. Для зимы это тридцать минут, а потом звонок.</w:t>
+      </w:r>
+    </w:p>
+    <w:p>
+      <w:pPr>
+        <w:pStyle w:val="BodyText"/>
+      </w:pPr>
+      <w:r>
+        <w:t xml:space="preserve">RUSTAM: И наклейка на коробке, крупно: «Не оставлять на холоде. Звонить». И номер, по-русски и по-английски.</w:t>
+      </w:r>
+    </w:p>
+    <w:p>
+      <w:pPr>
+        <w:pStyle w:val="BodyText"/>
+      </w:pPr>
+      <w:r>
+        <w:t xml:space="preserve">KIRILL: И по-татарски тоже, для Казани, потому что Айдар об этом просил.</w:t>
+      </w:r>
+    </w:p>
+    <w:p>
+      <w:pPr>
+        <w:pStyle w:val="BodyText"/>
+      </w:pPr>
+      <w:r>
+        <w:t xml:space="preserve">SOHEE: Можно я добавлю от Седжин? В Корее зимой минус пятнадцать, и в Сеул мы возим так: каждый передаёт коробку из рук в руки и пишет подпись, время и температуру. Шесть точек — шесть подписей. Мы называем это «эстафета». Кто уронил палочку, тот и виноват, а кто передал правильно, тот молодец.</w:t>
+      </w:r>
+    </w:p>
+    <w:p>
+      <w:pPr>
+        <w:pStyle w:val="BodyText"/>
+      </w:pPr>
+      <w:r>
+        <w:t xml:space="preserve">ALEKSEY: Эстафета — хорошее слово, и оно понятно даже по-русски.</w:t>
+      </w:r>
+    </w:p>
+    <w:p>
+      <w:pPr>
+        <w:pStyle w:val="BodyText"/>
+      </w:pPr>
+      <w:r>
+        <w:t xml:space="preserve">DIMA: Только у нас дистанция девять тысяч километров и одиннадцать часовых поясов, так что палочку придётся передавать долго.</w:t>
+      </w:r>
+    </w:p>
+    <w:p>
+      <w:pPr>
+        <w:pStyle w:val="BodyText"/>
+      </w:pPr>
+      <w:r>
+        <w:t xml:space="preserve">SOHEE: Тогда нужно больше бегунов, и каждый должен знать своё имя.</w:t>
+      </w:r>
+    </w:p>
+    <w:p>
+      <w:pPr>
+        <w:pStyle w:val="BodyText"/>
+      </w:pPr>
+      <w:r>
+        <w:t xml:space="preserve">IRINA: Зимняя коробка с логгером стоит четыре пятьсот на пятьдесят шприцев, то есть девяносто рублей на шприц и меньше процента цены.</w:t>
+      </w:r>
+    </w:p>
+    <w:p>
+      <w:pPr>
+        <w:pStyle w:val="BodyText"/>
+      </w:pPr>
+      <w:r>
+        <w:t xml:space="preserve">OLGA: Меньше процента, а заморозка стоила два с половиной миллиона. Это я впишу в протокол первой строкой.</w:t>
+      </w:r>
+    </w:p>
+    <w:p>
+      <w:pPr>
+        <w:pStyle w:val="BodyText"/>
+      </w:pPr>
+      <w:r>
+        <w:t xml:space="preserve">KIRILL: Можно, я напишу инструкцию для Новосибирска? Я сам видел ту тележку и знаю, где курят грузчики.</w:t>
+      </w:r>
+    </w:p>
+    <w:p>
+      <w:pPr>
+        <w:pStyle w:val="BodyText"/>
+      </w:pPr>
+      <w:r>
+        <w:t xml:space="preserve">ALEKSEY: Пиши. Ты теперь знаешь про Толмачёво больше, чем мы все, и через месяц полетишь туда уже с Дмитрием.</w:t>
       </w:r>
     </w:p>
     <w:bookmarkEnd w:id="24"/>
@@ -2016,119 +2016,119 @@
         <w:pStyle w:val="FirstParagraph"/>
       </w:pPr>
       <w:r>
-        <w:t xml:space="preserve">OLGA: Акт подписан. Триста шприцев уничтожены. Комиссия, фотографии, Росздравнадзор уведомлён. Красными чернилами — вот строчка.</w:t>
-      </w:r>
-    </w:p>
-    <w:p>
-      <w:pPr>
-        <w:pStyle w:val="BodyText"/>
-      </w:pPr>
-      <w:r>
-        <w:t xml:space="preserve">IRINA: Новая партия в Казани. Зимняя коробка. Ночной приём. Логгер — плюс пять всю дорогу. Ни одной минуты ниже трёх.</w:t>
-      </w:r>
-    </w:p>
-    <w:p>
-      <w:pPr>
-        <w:pStyle w:val="BodyText"/>
-      </w:pPr>
-      <w:r>
-        <w:t xml:space="preserve">AIDAR: Алексей Николаевич, тёплый бокс работает. Водитель сам пишет журнал. Почерк ужасный. Но пишет.</w:t>
-      </w:r>
-    </w:p>
-    <w:p>
-      <w:pPr>
-        <w:pStyle w:val="BodyText"/>
-      </w:pPr>
-      <w:r>
-        <w:t xml:space="preserve">ALEKSEY: Ужасный почерк — это хорошо. Значит, пишет сам. А Рустем Галимзянович?</w:t>
-      </w:r>
-    </w:p>
-    <w:p>
-      <w:pPr>
-        <w:pStyle w:val="BodyText"/>
-      </w:pPr>
-      <w:r>
-        <w:t xml:space="preserve">AIDAR: Папа просил передать: «Половину заплатил. А вторую половину — научился». Это татарская шутка. Почти.</w:t>
-      </w:r>
-    </w:p>
-    <w:p>
-      <w:pPr>
-        <w:pStyle w:val="BodyText"/>
-      </w:pPr>
-      <w:r>
-        <w:t xml:space="preserve">DIMA: Сафина звонила. Клиники получили гель на две недели позже. Ни одна не ушла. Говорит: «Они знают, почему опоздали».</w:t>
-      </w:r>
-    </w:p>
-    <w:p>
-      <w:pPr>
-        <w:pStyle w:val="BodyText"/>
-      </w:pPr>
-      <w:r>
-        <w:t xml:space="preserve">ALEKSEY: Они знают? Откуда?</w:t>
-      </w:r>
-    </w:p>
-    <w:p>
-      <w:pPr>
-        <w:pStyle w:val="BodyText"/>
-      </w:pPr>
-      <w:r>
-        <w:t xml:space="preserve">DIMA: Сафина им рассказала. Про заморозку. Про пополам. Говорит, это лучшая реклама: «Они уничтожили, а не продали».</w:t>
-      </w:r>
-    </w:p>
-    <w:p>
-      <w:pPr>
-        <w:pStyle w:val="BodyText"/>
-      </w:pPr>
-      <w:r>
-        <w:t xml:space="preserve">DOYUN: Лёша, президент прочитал отчёт. Он задал один вопрос: «Кто первый позвонил?»</w:t>
-      </w:r>
-    </w:p>
-    <w:p>
-      <w:pPr>
-        <w:pStyle w:val="BodyText"/>
-      </w:pPr>
-      <w:r>
-        <w:t xml:space="preserve">ALEKSEY: Айдар. Сын партнёра. В восемь утра. До того, как мы увидели.</w:t>
-      </w:r>
-    </w:p>
-    <w:p>
-      <w:pPr>
-        <w:pStyle w:val="BodyText"/>
-      </w:pPr>
-      <w:r>
-        <w:t xml:space="preserve">DOYUN: Он так и думал. Он долго молчал, а потом сказал по-корейски одну фразу. Я долго искал русские слова, полчаса. Вот что получилось: «Цепь проверяют не на прочность. Её проверяют на честность». Он попросил передать это Айдару. Лично.</w:t>
-      </w:r>
-    </w:p>
-    <w:p>
-      <w:pPr>
-        <w:pStyle w:val="BodyText"/>
-      </w:pPr>
-      <w:r>
-        <w:t xml:space="preserve">SOHEE: И ещё. Мы в Вонджу пишем свою зимнюю схему. Для всех стран. По вашей ошибке. Спасибо.</w:t>
-      </w:r>
-    </w:p>
-    <w:p>
-      <w:pPr>
-        <w:pStyle w:val="BodyText"/>
-      </w:pPr>
-      <w:r>
-        <w:t xml:space="preserve">ALEKSEY: Спасибо за ошибку? Сохи, это по-корейски так говорят?</w:t>
-      </w:r>
-    </w:p>
-    <w:p>
-      <w:pPr>
-        <w:pStyle w:val="BodyText"/>
-      </w:pPr>
-      <w:r>
-        <w:t xml:space="preserve">SOHEE: Нет. Это по-русски. Я научилась у Ольги Петровны.</w:t>
-      </w:r>
-    </w:p>
-    <w:p>
-      <w:pPr>
-        <w:pStyle w:val="BodyText"/>
-      </w:pPr>
-      <w:r>
-        <w:t xml:space="preserve">IRINA: Следующая неделя — Екатеринбург. Три дистрибьютора. Минус двадцать пять. Зимняя коробка — с нами.</w:t>
+        <w:t xml:space="preserve">OLGA: Акт подписан, и триста шприцев уничтожены. Были комиссия и фотографии, Росздравнадзор уведомлён, а вот строчка красными чернилами.</w:t>
+      </w:r>
+    </w:p>
+    <w:p>
+      <w:pPr>
+        <w:pStyle w:val="BodyText"/>
+      </w:pPr>
+      <w:r>
+        <w:t xml:space="preserve">IRINA: Новая партия уже в Казани, в зимней коробке и через ночной приём. Логгер всю дорогу показывал плюс пять, и ни одной минуты ниже трёх.</w:t>
+      </w:r>
+    </w:p>
+    <w:p>
+      <w:pPr>
+        <w:pStyle w:val="BodyText"/>
+      </w:pPr>
+      <w:r>
+        <w:t xml:space="preserve">AIDAR: Алексей Николаевич, тёплый бокс работает, и водитель сам пишет журнал. Почерк у него ужасный, но он пишет.</w:t>
+      </w:r>
+    </w:p>
+    <w:p>
+      <w:pPr>
+        <w:pStyle w:val="BodyText"/>
+      </w:pPr>
+      <w:r>
+        <w:t xml:space="preserve">ALEKSEY: Ужасный почерк — это хорошо, значит, он действительно пишет сам. А как Рустем Галимзянович?</w:t>
+      </w:r>
+    </w:p>
+    <w:p>
+      <w:pPr>
+        <w:pStyle w:val="BodyText"/>
+      </w:pPr>
+      <w:r>
+        <w:t xml:space="preserve">AIDAR: Папа просил передать: «Половину заплатил, а вторую половину — научился». Это татарская шутка, почти.</w:t>
+      </w:r>
+    </w:p>
+    <w:p>
+      <w:pPr>
+        <w:pStyle w:val="BodyText"/>
+      </w:pPr>
+      <w:r>
+        <w:t xml:space="preserve">DIMA: Звонила Сафина. Клиники получили гель на две недели позже, но ни одна не ушла. Она говорит: «Они знают, почему опоздали».</w:t>
+      </w:r>
+    </w:p>
+    <w:p>
+      <w:pPr>
+        <w:pStyle w:val="BodyText"/>
+      </w:pPr>
+      <w:r>
+        <w:t xml:space="preserve">ALEKSEY: Они знают? А откуда они узнали?</w:t>
+      </w:r>
+    </w:p>
+    <w:p>
+      <w:pPr>
+        <w:pStyle w:val="BodyText"/>
+      </w:pPr>
+      <w:r>
+        <w:t xml:space="preserve">DIMA: Сафина сама им рассказала про заморозку и про то, что мы разделили убыток пополам. Говорит, это лучшая реклама: «Они уничтожили, а не продали».</w:t>
+      </w:r>
+    </w:p>
+    <w:p>
+      <w:pPr>
+        <w:pStyle w:val="BodyText"/>
+      </w:pPr>
+      <w:r>
+        <w:t xml:space="preserve">DOYUN: Лёша, президент прочитал отчёт и задал только один вопрос: «Кто первый позвонил?»</w:t>
+      </w:r>
+    </w:p>
+    <w:p>
+      <w:pPr>
+        <w:pStyle w:val="BodyText"/>
+      </w:pPr>
+      <w:r>
+        <w:t xml:space="preserve">ALEKSEY: Айдар, сын партнёра. Он позвонил в восемь утра, ещё до того, как мы сами всё увидели.</w:t>
+      </w:r>
+    </w:p>
+    <w:p>
+      <w:pPr>
+        <w:pStyle w:val="BodyText"/>
+      </w:pPr>
+      <w:r>
+        <w:t xml:space="preserve">DOYUN: Он так и думал. Он долго молчал, а потом сказал по-корейски одну фразу, и я полчаса искал для неё русские слова. Вот что получилось: «Цепь проверяют не на прочность. Её проверяют на честность». Он попросил передать это Айдару лично.</w:t>
+      </w:r>
+    </w:p>
+    <w:p>
+      <w:pPr>
+        <w:pStyle w:val="BodyText"/>
+      </w:pPr>
+      <w:r>
+        <w:t xml:space="preserve">SOHEE: И ещё одно: мы в Вонджу теперь пишем свою зимнюю схему для всех стран, по вашей ошибке. Спасибо.</w:t>
+      </w:r>
+    </w:p>
+    <w:p>
+      <w:pPr>
+        <w:pStyle w:val="BodyText"/>
+      </w:pPr>
+      <w:r>
+        <w:t xml:space="preserve">ALEKSEY: Спасибо за ошибку? Сохи, неужели по-корейски так говорят?</w:t>
+      </w:r>
+    </w:p>
+    <w:p>
+      <w:pPr>
+        <w:pStyle w:val="BodyText"/>
+      </w:pPr>
+      <w:r>
+        <w:t xml:space="preserve">SOHEE: Нет, это по-русски так говорят. Я научилась этому у Ольги Петровны.</w:t>
+      </w:r>
+    </w:p>
+    <w:p>
+      <w:pPr>
+        <w:pStyle w:val="BodyText"/>
+      </w:pPr>
+      <w:r>
+        <w:t xml:space="preserve">IRINA: На следующей неделе Екатеринбург, три дистрибьютора и минус двадцать пять. Зимняя коробка едет с нами.</w:t>
       </w:r>
     </w:p>
     <w:p>
@@ -3038,7 +3038,7 @@
         <w:t xml:space="preserve">“</w:t>
       </w:r>
       <w:r>
-        <w:t xml:space="preserve">Вот. Это главное. Коробку держали, пока на неё смотрел человек. Как только человек ушёл — цепь порвалась. Холодовая цепь рвётся не на морозе. Она рвётся там, где её никто не держит. На тележке. У ворот. На пересадке.</w:t>
+        <w:t xml:space="preserve">Вот, это главное. Коробку держали, пока на неё смотрел человек, а как только человек ушёл, цепь порвалась. Холодовая цепь рвётся не на морозе. Она рвётся там, где её никто не держит: на тележке, у ворот, на пересадке.</w:t>
       </w:r>
       <w:r>
         <w:t xml:space="preserve">”</w:t>
@@ -3118,7 +3118,7 @@
               <w:jc w:val="left"/>
             </w:pPr>
             <w:r>
-              <w:t xml:space="preserve">Вот. Это главное.</w:t>
+              <w:t xml:space="preserve">Вот, это главное.</w:t>
             </w:r>
           </w:p>
         </w:tc>
@@ -3156,7 +3156,7 @@
               <w:jc w:val="left"/>
             </w:pPr>
             <w:r>
-              <w:t xml:space="preserve">…держали, пока на неё смотрел человек.</w:t>
+              <w:t xml:space="preserve">Коробку держали, пока на неё смотрел человек…</w:t>
             </w:r>
           </w:p>
         </w:tc>
@@ -3194,19 +3194,19 @@
               <w:jc w:val="left"/>
             </w:pPr>
             <w:r>
-              <w:t xml:space="preserve">Как только человек ушёл — цепь порвалась.</w:t>
-            </w:r>
-          </w:p>
-        </w:tc>
-        <w:tc>
-          <w:tcPr/>
-          <w:p>
-            <w:pPr>
-              <w:pStyle w:val="Compact"/>
-              <w:jc w:val="left"/>
-            </w:pPr>
-            <w:r>
-              <w:t xml:space="preserve">как только + 완료상</w:t>
+              <w:t xml:space="preserve">…а как только человек ушёл, цепь порвалась.</w:t>
+            </w:r>
+          </w:p>
+        </w:tc>
+        <w:tc>
+          <w:tcPr/>
+          <w:p>
+            <w:pPr>
+              <w:pStyle w:val="Compact"/>
+              <w:jc w:val="left"/>
+            </w:pPr>
+            <w:r>
+              <w:t xml:space="preserve">а + как только + 완료상</w:t>
             </w:r>
           </w:p>
         </w:tc>
@@ -3232,7 +3232,7 @@
               <w:jc w:val="left"/>
             </w:pPr>
             <w:r>
-              <w:t xml:space="preserve">рвётся не на морозе… там, где…</w:t>
+              <w:t xml:space="preserve">рвётся не на морозе… там, где её никто не держит</w:t>
             </w:r>
           </w:p>
         </w:tc>
@@ -3270,19 +3270,19 @@
               <w:jc w:val="left"/>
             </w:pPr>
             <w:r>
-              <w:t xml:space="preserve">На тележке. У ворот. На пересадке.</w:t>
-            </w:r>
-          </w:p>
-        </w:tc>
-        <w:tc>
-          <w:tcPr/>
-          <w:p>
-            <w:pPr>
-              <w:pStyle w:val="Compact"/>
-              <w:jc w:val="left"/>
-            </w:pPr>
-            <w:r>
-              <w:t xml:space="preserve">짧은 전치사구 나열</w:t>
+              <w:t xml:space="preserve">на тележке, у ворот, на пересадке.</w:t>
+            </w:r>
+          </w:p>
+        </w:tc>
+        <w:tc>
+          <w:tcPr/>
+          <w:p>
+            <w:pPr>
+              <w:pStyle w:val="Compact"/>
+              <w:jc w:val="left"/>
+            </w:pPr>
+            <w:r>
+              <w:t xml:space="preserve">콜론 뒤 전치사구 나열</w:t>
             </w:r>
           </w:p>
         </w:tc>
@@ -3306,7 +3306,7 @@
         <w:t xml:space="preserve">“</w:t>
       </w:r>
       <w:r>
-        <w:t xml:space="preserve">Это главное. …, пока… Как только… — … X рвётся не…, а там, где… На… У… На…</w:t>
+        <w:t xml:space="preserve">Вот, это главное. …, пока…, а как только…, … X рвётся не… Она рвётся там, где…: на…, у…, на…</w:t>
       </w:r>
       <w:r>
         <w:t xml:space="preserve">”</w:t>
@@ -3325,7 +3325,7 @@
         <w:t xml:space="preserve"> </w:t>
       </w:r>
       <w:r>
-        <w:t xml:space="preserve">пока · как только · там, где</w:t>
+        <w:t xml:space="preserve">пока · а как только · там, где</w:t>
       </w:r>
       <w:r>
         <w:t xml:space="preserve"> </w:t>
@@ -3356,7 +3356,7 @@
         <w:t xml:space="preserve">”</w:t>
       </w:r>
       <w:r>
-        <w:t xml:space="preserve">(인계 지점)을 찾아 30~40단어로 설명하기.</w:t>
+        <w:t xml:space="preserve">(인계 지점)을 찾아 35~60단어로 설명하기.</w:t>
       </w:r>
     </w:p>
     <w:bookmarkEnd w:id="30"/>
@@ -3838,119 +3838,119 @@
         <w:pStyle w:val="FirstParagraph"/>
       </w:pPr>
       <w:r>
-        <w:t xml:space="preserve">알렉세이: 8시 정각. 신성한 한 시간. 카잔, 들려요? 아이다르, 먼저 하세요.</w:t>
-      </w:r>
-    </w:p>
-    <w:p>
-      <w:pPr>
-        <w:pStyle w:val="BodyText"/>
-      </w:pPr>
-      <w:r>
-        <w:t xml:space="preserve">아이다르: 들려요. 알렉세이 니콜라예비치, 나쁜 소식이 있어요. 여러분이 보기 전에 제가 직접 말하고 싶었어요.</w:t>
-      </w:r>
-    </w:p>
-    <w:p>
-      <w:pPr>
-        <w:pStyle w:val="BodyText"/>
-      </w:pPr>
-      <w:r>
-        <w:t xml:space="preserve">알렉세이: 말씀하세요.</w:t>
-      </w:r>
-    </w:p>
-    <w:p>
-      <w:pPr>
-        <w:pStyle w:val="BodyText"/>
-      </w:pPr>
-      <w:r>
-        <w:t xml:space="preserve">아이다르: 포돌스크에서 온 배송분. 주사기 300개. 토요일 밤에 도착했어요. 로거가 보여 줘요: 영하 4도. 50분.</w:t>
-      </w:r>
-    </w:p>
-    <w:p>
-      <w:pPr>
-        <w:pStyle w:val="BodyText"/>
-      </w:pPr>
-      <w:r>
-        <w:t xml:space="preserve">이리나: 영하요? 영상이 아니라? 여름엔 더위를 걱정했는데.</w:t>
-      </w:r>
-    </w:p>
-    <w:p>
-      <w:pPr>
-        <w:pStyle w:val="BodyText"/>
-      </w:pPr>
-      <w:r>
-        <w:t xml:space="preserve">아이다르: 영하요. 카잔이 영하 18도였어요. 아침 6시에 그래프를 봤어요. 배송분을 닫았어요. 격리.</w:t>
-      </w:r>
-    </w:p>
-    <w:p>
-      <w:pPr>
-        <w:pStyle w:val="BodyText"/>
-      </w:pPr>
-      <w:r>
-        <w:t xml:space="preserve">올가: 잘했어요. 클리닉엔 한 개도 안 돼요. 젤이 멀쩡해 보여도.</w:t>
-      </w:r>
-    </w:p>
-    <w:p>
-      <w:pPr>
-        <w:pStyle w:val="BodyText"/>
-      </w:pPr>
-      <w:r>
-        <w:t xml:space="preserve">아이다르: 멀쩡해 보여요. 빛에 비춰 봤어요. 투명해요. 늘 그렇듯.</w:t>
-      </w:r>
-    </w:p>
-    <w:p>
-      <w:pPr>
-        <w:pStyle w:val="BodyText"/>
-      </w:pPr>
-      <w:r>
-        <w:t xml:space="preserve">올가: 젤은 나빠 보여야만 나쁜 게 아니에요. 사람처럼요.</w:t>
-      </w:r>
-    </w:p>
-    <w:p>
-      <w:pPr>
-        <w:pStyle w:val="BodyText"/>
-      </w:pPr>
-      <w:r>
-        <w:t xml:space="preserve">알렉세이: 아이다르, 또 누가 알아요? 루스템 갈림자노비치?</w:t>
-      </w:r>
-    </w:p>
-    <w:p>
-      <w:pPr>
-        <w:pStyle w:val="BodyText"/>
-      </w:pPr>
-      <w:r>
-        <w:t xml:space="preserve">아이다르: 아버지는 아세요. 이렇게 말씀하셨어요: 「직접 전화해. 먼저. 저쪽이 찾을 때까지 기다리지 마」. 그래서 전화하는 거예요.</w:t>
-      </w:r>
-    </w:p>
-    <w:p>
-      <w:pPr>
-        <w:pStyle w:val="BodyText"/>
-      </w:pPr>
-      <w:r>
-        <w:t xml:space="preserve">알렉세이: 고마워요. 옳은 전화예요. 가장 불편하고 가장 옳은.</w:t>
-      </w:r>
-    </w:p>
-    <w:p>
-      <w:pPr>
-        <w:pStyle w:val="BodyText"/>
-      </w:pPr>
-      <w:r>
-        <w:t xml:space="preserve">디마: 주사기 300개. 사피나 클리닉과 네 곳 더. 12월. 새해 직전. 대목이에요.</w:t>
-      </w:r>
-    </w:p>
-    <w:p>
-      <w:pPr>
-        <w:pStyle w:val="BodyText"/>
-      </w:pPr>
-      <w:r>
-        <w:t xml:space="preserve">이리나: 먼저 — 그래프. 아이다르, 로거 전체를 보내 주세요. 1분 단위로. 포돌스크부터 카잔까지.</w:t>
-      </w:r>
-    </w:p>
-    <w:p>
-      <w:pPr>
-        <w:pStyle w:val="BodyText"/>
-      </w:pPr>
-      <w:r>
-        <w:t xml:space="preserve">아이다르: 이미 보냈어요. 7시 15분에. 아직 주무실 때.</w:t>
+        <w:t xml:space="preserve">알렉세이: 8시 정각, 우리의 신성한 한 시간이 시작됩니다. 카잔, 들려요? 아이다르, 먼저 말씀하세요.</w:t>
+      </w:r>
+    </w:p>
+    <w:p>
+      <w:pPr>
+        <w:pStyle w:val="BodyText"/>
+      </w:pPr>
+      <w:r>
+        <w:t xml:space="preserve">아이다르: 들려요. 알렉세이 니콜라예비치, 나쁜 소식이 있어요. 직접 보시기 전에 제가 먼저 말씀드리고 싶었어요.</w:t>
+      </w:r>
+    </w:p>
+    <w:p>
+      <w:pPr>
+        <w:pStyle w:val="BodyText"/>
+      </w:pPr>
+      <w:r>
+        <w:t xml:space="preserve">알렉세이: 말씀하세요, 아이다르. 잘 듣고 있어요.</w:t>
+      </w:r>
+    </w:p>
+    <w:p>
+      <w:pPr>
+        <w:pStyle w:val="BodyText"/>
+      </w:pPr>
+      <w:r>
+        <w:t xml:space="preserve">아이다르: 토요일 밤에 도착한 포돌스크발 배송분, 주사기 300개예요. 로거가 50분 동안 영하 4도를 보여 줘요.</w:t>
+      </w:r>
+    </w:p>
+    <w:p>
+      <w:pPr>
+        <w:pStyle w:val="BodyText"/>
+      </w:pPr>
+      <w:r>
+        <w:t xml:space="preserve">이리나: 영하요? 영상이 아니라? 여름엔 줄곧 추위가 아니라 더위를 걱정했는데요.</w:t>
+      </w:r>
+    </w:p>
+    <w:p>
+      <w:pPr>
+        <w:pStyle w:val="BodyText"/>
+      </w:pPr>
+      <w:r>
+        <w:t xml:space="preserve">아이다르: 정확히 영하예요. 카잔이 영하 18도였거든요. 아침 6시에 그래프를 보고 배송분을 닫았어요. 격리예요.</w:t>
+      </w:r>
+    </w:p>
+    <w:p>
+      <w:pPr>
+        <w:pStyle w:val="BodyText"/>
+      </w:pPr>
+      <w:r>
+        <w:t xml:space="preserve">올가: 잘하셨어요. 젤이 완전히 멀쩡해 보여도 클리닉엔 주사기 하나도 보내면 안 돼요.</w:t>
+      </w:r>
+    </w:p>
+    <w:p>
+      <w:pPr>
+        <w:pStyle w:val="BodyText"/>
+      </w:pPr>
+      <w:r>
+        <w:t xml:space="preserve">아이다르: 실제로 멀쩡해 보여요. 빛에 비춰 봤는데, 늘 그렇듯 투명해요.</w:t>
+      </w:r>
+    </w:p>
+    <w:p>
+      <w:pPr>
+        <w:pStyle w:val="BodyText"/>
+      </w:pPr>
+      <w:r>
+        <w:t xml:space="preserve">올가: 젤은 나빠지려고 굳이 나빠 보일 필요가 없어요. 안타깝게도 사람도 마찬가지죠.</w:t>
+      </w:r>
+    </w:p>
+    <w:p>
+      <w:pPr>
+        <w:pStyle w:val="BodyText"/>
+      </w:pPr>
+      <w:r>
+        <w:t xml:space="preserve">알렉세이: 아이다르, 이 일을 또 누가 알아요? 루스템 갈림자노비치도 아세요?</w:t>
+      </w:r>
+    </w:p>
+    <w:p>
+      <w:pPr>
+        <w:pStyle w:val="BodyText"/>
+      </w:pPr>
+      <w:r>
+        <w:t xml:space="preserve">아이다르: 아버지는 아세요. 「네가 직접 전화해라. 먼저. 저쪽이 찾아낼 때까지 기다리지 마라」라고 하셨어요. 그래서 전화드리는 거예요.</w:t>
+      </w:r>
+    </w:p>
+    <w:p>
+      <w:pPr>
+        <w:pStyle w:val="BodyText"/>
+      </w:pPr>
+      <w:r>
+        <w:t xml:space="preserve">알렉세이: 고마워요, 아이다르. 옳은 전화예요. 가장 불쾌하고, 가장 옳은 전화죠.</w:t>
+      </w:r>
+    </w:p>
+    <w:p>
+      <w:pPr>
+        <w:pStyle w:val="BodyText"/>
+      </w:pPr>
+      <w:r>
+        <w:t xml:space="preserve">디마: 주사기 300개면 사피나 클리닉과 다른 네 곳 몫이에요. 지금은 12월, 새해 직전, 대목이고요.</w:t>
+      </w:r>
+    </w:p>
+    <w:p>
+      <w:pPr>
+        <w:pStyle w:val="BodyText"/>
+      </w:pPr>
+      <w:r>
+        <w:t xml:space="preserve">이리나: 먼저 그래프부터 봐요. 아이다르, 로거 기록을 통째로 보내 주세요. 포돌스크부터 카잔까지 1분 단위로요.</w:t>
+      </w:r>
+    </w:p>
+    <w:p>
+      <w:pPr>
+        <w:pStyle w:val="BodyText"/>
+      </w:pPr>
+      <w:r>
+        <w:t xml:space="preserve">아이다르: 7시 15분에 벌써 보냈어요. 다들 아직 주무실 때요.</w:t>
       </w:r>
     </w:p>
     <w:bookmarkEnd w:id="33"/>
@@ -3968,279 +3968,279 @@
         <w:pStyle w:val="FirstParagraph"/>
       </w:pPr>
       <w:r>
-        <w:t xml:space="preserve">루스탐: 알렉세이 니콜라예비치, 먼저 말씀드릴게요: 루스탐과 루스템은 다른 사람이에요. 벌써 전화로 두 번 헷갈렸어요.</w:t>
-      </w:r>
-    </w:p>
-    <w:p>
-      <w:pPr>
-        <w:pStyle w:val="BodyText"/>
-      </w:pPr>
-      <w:r>
-        <w:t xml:space="preserve">알렉세이: 알아요, 루스탐. 그래프 보여 줘요.</w:t>
-      </w:r>
-    </w:p>
-    <w:p>
-      <w:pPr>
-        <w:pStyle w:val="BodyText"/>
-      </w:pPr>
-      <w:r>
-        <w:t xml:space="preserve">루스탐: 여기요. 금요일 18시 정각: 상자가 창고에서 나가요. 영상 6도. 「이델메드」 차. 기사도 — 그쪽.</w:t>
-      </w:r>
-    </w:p>
-    <w:p>
-      <w:pPr>
-        <w:pStyle w:val="BodyText"/>
-      </w:pPr>
-      <w:r>
-        <w:t xml:space="preserve">이리나: 그다음. 어디서 떨어지기 시작해요?</w:t>
-      </w:r>
-    </w:p>
-    <w:p>
-      <w:pPr>
-        <w:pStyle w:val="BodyText"/>
-      </w:pPr>
-      <w:r>
-        <w:t xml:space="preserve">루스탐: 밤. M-7 도로. 영상 5도, 4도. 히터 작동. 그런데 여기 — 토요일 새벽 4시. 급락.</w:t>
-      </w:r>
-    </w:p>
-    <w:p>
-      <w:pPr>
-        <w:pStyle w:val="BodyText"/>
-      </w:pPr>
-      <w:r>
-        <w:t xml:space="preserve">올가: 새벽 4시. 그건 이미 카잔이에요?</w:t>
-      </w:r>
-    </w:p>
-    <w:p>
-      <w:pPr>
-        <w:pStyle w:val="BodyText"/>
-      </w:pPr>
-      <w:r>
-        <w:t xml:space="preserve">루스탐: 카잔이에요. 차가 일찍 도착했어요. 「이델메드」 창고는 7시에 열어요. 기사가 세 시간 정문 앞에서 기다렸어요. 시동을 끄고.</w:t>
-      </w:r>
-    </w:p>
-    <w:p>
-      <w:pPr>
-        <w:pStyle w:val="BodyText"/>
-      </w:pPr>
-      <w:r>
-        <w:t xml:space="preserve">이리나: 시동을 끄고요? 영하 18도에?</w:t>
-      </w:r>
-    </w:p>
-    <w:p>
-      <w:pPr>
-        <w:pStyle w:val="BodyText"/>
-      </w:pPr>
-      <w:r>
-        <w:t xml:space="preserve">올가: 그럼 책임은 저쪽이에요. 위험은 적재 시 유통사로 넘어가요. 계약서 4.2항. 내가 썼어요.</w:t>
-      </w:r>
-    </w:p>
-    <w:p>
-      <w:pPr>
-        <w:pStyle w:val="BodyText"/>
-      </w:pPr>
-      <w:r>
-        <w:t xml:space="preserve">알렉세이: 루스탐, 상자는요? 영하 18도에서 얼마나 버텨요? 사양상?</w:t>
-      </w:r>
-    </w:p>
-    <w:p>
-      <w:pPr>
-        <w:pStyle w:val="BodyText"/>
-      </w:pPr>
-      <w:r>
-        <w:t xml:space="preserve">루스탐: 사양상… 알렉세이 니콜라예비치, 불편한 얘기예요. 전부 말해도 될까요?</w:t>
-      </w:r>
-    </w:p>
-    <w:p>
-      <w:pPr>
-        <w:pStyle w:val="BodyText"/>
-      </w:pPr>
-      <w:r>
-        <w:t xml:space="preserve">알렉세이: 전부요. 서두르지 마요.</w:t>
-      </w:r>
-    </w:p>
-    <w:p>
-      <w:pPr>
-        <w:pStyle w:val="BodyText"/>
-      </w:pPr>
-      <w:r>
-        <w:t xml:space="preserve">루스탐: 이 상자는 여름 방식으로 쌌어요. 냉장고에서 꺼낸 영상 4도 냉매팩 두 개. 스티로폼 3센티. 여름엔 그게 더위를 막아요. 그런데 겨울엔 차가운 냉매팩이 추위를 거들 뿐이에요. 겨울 방식은 없어요. 아무도 쓰지 않았어요.</w:t>
-      </w:r>
-    </w:p>
-    <w:p>
-      <w:pPr>
-        <w:pStyle w:val="BodyText"/>
-      </w:pPr>
-      <w:r>
-        <w:t xml:space="preserve">이리나: 아무도 안 썼다고요? 3년 동안 겨울 방식이 없었어요?</w:t>
-      </w:r>
-    </w:p>
-    <w:p>
-      <w:pPr>
-        <w:pStyle w:val="BodyText"/>
-      </w:pPr>
-      <w:r>
-        <w:t xml:space="preserve">루스탐: 3년 동안 트베리, 칼루가, 툴라로 보냈어요. 두세 시간 거리. 겨울에도 상자는 따뜻하게 도착했어요, 식을 새가 없었으니까. 왜 그런지 아무도 확인 안 했죠. 그런데 카잔까진 — 18시간. 완전히 다른 길이고 다른 물리예요.</w:t>
-      </w:r>
-    </w:p>
-    <w:p>
-      <w:pPr>
-        <w:pStyle w:val="BodyText"/>
-      </w:pPr>
-      <w:r>
-        <w:t xml:space="preserve">디마: 트베리 — 두 시간. 카잔 — 18시간. 노보시비르스크 — 차로 사흘. 우린 그걸 생각 안 했어요.</w:t>
-      </w:r>
-    </w:p>
-    <w:p>
-      <w:pPr>
-        <w:pStyle w:val="BodyText"/>
-      </w:pPr>
-      <w:r>
-        <w:t xml:space="preserve">올가: 잠깐만요. 그래도 계약은 안 바뀌어요. 기사가 시동을 끄고 서 있었어요. 그건 저쪽 책임이에요.</w:t>
-      </w:r>
-    </w:p>
-    <w:p>
-      <w:pPr>
-        <w:pStyle w:val="BodyText"/>
-      </w:pPr>
-      <w:r>
-        <w:t xml:space="preserve">알렉세이: 올가 페트로브나, 계약상으로는 — 저쪽. 그런데 진실은요? 상자가 따뜻했다면 얼마나 버텼을까요?</w:t>
-      </w:r>
-    </w:p>
-    <w:p>
-      <w:pPr>
-        <w:pStyle w:val="BodyText"/>
-      </w:pPr>
-      <w:r>
-        <w:t xml:space="preserve">루스탐: 겨울용이요? 영상 18도 따뜻한 냉매팩에 스티로폼 5센티면? 영하 20도에서 여섯 시간쯤. 작년에 혼자 발코니에서 시험해 봤어요. 그런데 방식에 적어 두진 않았어요. 기사는 세 시간 서 있었어요. 넉넉히 버텼을 거예요.</w:t>
-      </w:r>
-    </w:p>
-    <w:p>
-      <w:pPr>
-        <w:pStyle w:val="BodyText"/>
-      </w:pPr>
-      <w:r>
-        <w:t xml:space="preserve">이리나: 그러니까 제대로 된 상자였으면 아무 일도 없었다는 거네요. 시동을 껐어도.</w:t>
-      </w:r>
-    </w:p>
-    <w:p>
-      <w:pPr>
-        <w:pStyle w:val="BodyText"/>
-      </w:pPr>
-      <w:r>
-        <w:t xml:space="preserve">알렉세이: 그럼 사슬은 두 곳에서 끊긴 거예요. 카잔의 정문 앞. 그리고 여기, 포돌스크. 우리 상자에서.</w:t>
-      </w:r>
-    </w:p>
-    <w:p>
-      <w:pPr>
-        <w:pStyle w:val="BodyText"/>
-      </w:pPr>
-      <w:r>
-        <w:t xml:space="preserve">올가: 알렉세이 니콜라예비치, 난 변호사예요. 말해야 할 의무가 있어요: 계약상 한 푼도 안 내셔도 돼요.</w:t>
-      </w:r>
-    </w:p>
-    <w:p>
-      <w:pPr>
-        <w:pStyle w:val="BodyText"/>
-      </w:pPr>
-      <w:r>
-        <w:t xml:space="preserve">알렉세이: 옳은 말씀이에요. 고마워요. 이리나, 배송분 얼마예요?</w:t>
-      </w:r>
-    </w:p>
-    <w:p>
-      <w:pPr>
-        <w:pStyle w:val="BodyText"/>
-      </w:pPr>
-      <w:r>
-        <w:t xml:space="preserve">이리나: 주사기 300개, 유통사 가격. 8,330루블. 250만. 배송비 빼고.</w:t>
-      </w:r>
-    </w:p>
-    <w:p>
-      <w:pPr>
-        <w:pStyle w:val="BodyText"/>
-      </w:pPr>
-      <w:r>
-        <w:t xml:space="preserve">소희: 알렉세이, 안녕하세요. 듣고 있어요. 소희예요. 영하 4도 얘기예요?</w:t>
-      </w:r>
-    </w:p>
-    <w:p>
-      <w:pPr>
-        <w:pStyle w:val="BodyText"/>
-      </w:pPr>
-      <w:r>
-        <w:t xml:space="preserve">알렉세이: 네, 소희 씨. 영하 4도에서 50분. 젤을 살릴 수 있어요?</w:t>
-      </w:r>
-    </w:p>
-    <w:p>
-      <w:pPr>
-        <w:pStyle w:val="BodyText"/>
-      </w:pPr>
-      <w:r>
-        <w:t xml:space="preserve">소희: 아니요. 얼리면 안 돼요. 젤 속 물이 — 결정. 구조가 바뀌어요. 눈으로는 안 보여요.</w:t>
-      </w:r>
-    </w:p>
-    <w:p>
-      <w:pPr>
-        <w:pStyle w:val="BodyText"/>
-      </w:pPr>
-      <w:r>
-        <w:t xml:space="preserve">올가: 시험해 볼 수 있어요? 주사기 열 개를 분석에?</w:t>
-      </w:r>
-    </w:p>
-    <w:p>
-      <w:pPr>
-        <w:pStyle w:val="BodyText"/>
-      </w:pPr>
-      <w:r>
-        <w:t xml:space="preserve">소희: 할 수 있어요. 하지만 답은 「보증 못 함」. 우린 「보증 못 함」은 안 팔아요. 폐기.</w:t>
-      </w:r>
-    </w:p>
-    <w:p>
-      <w:pPr>
-        <w:pStyle w:val="BodyText"/>
-      </w:pPr>
-      <w:r>
-        <w:t xml:space="preserve">이리나: 폐기. 확인서와 함께. 로스즈드라브나드조르 규정대로. 올가 페트로브나, 얼마나 걸려요?</w:t>
-      </w:r>
-    </w:p>
-    <w:p>
-      <w:pPr>
-        <w:pStyle w:val="BodyText"/>
-      </w:pPr>
-      <w:r>
-        <w:t xml:space="preserve">올가: 2주. 확인서, 위원회, 사진. 그리고 일지에 별도 한 줄. 빨간 잉크로. 빨간 잉크 있어요.</w:t>
-      </w:r>
-    </w:p>
-    <w:p>
-      <w:pPr>
-        <w:pStyle w:val="BodyText"/>
-      </w:pPr>
-      <w:r>
-        <w:t xml:space="preserve">루스탐: 알렉세이 니콜라예비치, 포장은 제가 했어요. 직접. 금요일에. 필요하면 — 월급에서 빼세요.</w:t>
-      </w:r>
-    </w:p>
-    <w:p>
-      <w:pPr>
-        <w:pStyle w:val="BodyText"/>
-      </w:pPr>
-      <w:r>
-        <w:t xml:space="preserve">알렉세이: 그럴 필요 없어요, 루스탐. 방식대로 쌌잖아요. 방식은 우리가 썼고. 빼려면 우리한테서 빼야죠.</w:t>
-      </w:r>
-    </w:p>
-    <w:p>
-      <w:pPr>
-        <w:pStyle w:val="BodyText"/>
-      </w:pPr>
-      <w:r>
-        <w:t xml:space="preserve">디마: 셋 모두에게서요? 아니면 스무 명 모두?</w:t>
-      </w:r>
-    </w:p>
-    <w:p>
-      <w:pPr>
-        <w:pStyle w:val="BodyText"/>
-      </w:pPr>
-      <w:r>
-        <w:t xml:space="preserve">알렉세이: 창업자들에게서. 이건 우리 구멍이에요. 3년 동안 더위만 보고 추위는 안 봤어요.</w:t>
+        <w:t xml:space="preserve">루스탐: 알렉세이 니콜라예비치, 미리 말씀드리는데 루스탐과 루스템은 다른 사람이에요. 전화로 벌써 두 번이나 헷갈리셨어요.</w:t>
+      </w:r>
+    </w:p>
+    <w:p>
+      <w:pPr>
+        <w:pStyle w:val="BodyText"/>
+      </w:pPr>
+      <w:r>
+        <w:t xml:space="preserve">알렉세이: 알아요, 루스탐, 걱정 마요. 그래프를 보여 주세요.</w:t>
+      </w:r>
+    </w:p>
+    <w:p>
+      <w:pPr>
+        <w:pStyle w:val="BodyText"/>
+      </w:pPr>
+      <w:r>
+        <w:t xml:space="preserve">루스탐: 여기요. 금요일 18시 정각, 상자가 창고를 나가요. 안은 영상 6도. 차는 「이델메드」 거고, 운전기사도 그쪽 사람이에요.</w:t>
+      </w:r>
+    </w:p>
+    <w:p>
+      <w:pPr>
+        <w:pStyle w:val="BodyText"/>
+      </w:pPr>
+      <w:r>
+        <w:t xml:space="preserve">이리나: 계속하세요. 어디서 온도가 떨어지기 시작하는지 보여 주세요.</w:t>
+      </w:r>
+    </w:p>
+    <w:p>
+      <w:pPr>
+        <w:pStyle w:val="BodyText"/>
+      </w:pPr>
+      <w:r>
+        <w:t xml:space="preserve">루스탐: M-7 고속도로에서 밤에 영상 5도, 그다음 4도였어요. 히터가 돌았으니까요. 그런데 여기, 토요일 새벽 4시에 갑자기 뚝 떨어져요.</w:t>
+      </w:r>
+    </w:p>
+    <w:p>
+      <w:pPr>
+        <w:pStyle w:val="BodyText"/>
+      </w:pPr>
+      <w:r>
+        <w:t xml:space="preserve">올가: 새벽 4시… 그때면 이미 카잔이죠, 제가 맞게 이해했나요?</w:t>
+      </w:r>
+    </w:p>
+    <w:p>
+      <w:pPr>
+        <w:pStyle w:val="BodyText"/>
+      </w:pPr>
+      <w:r>
+        <w:t xml:space="preserve">루스탐: 네, 카잔이요. 차가 일찍 도착했는데, 「이델메드」 창고는 7시에 열어요. 기사가 시동을 끈 채로 문 앞에서 세 시간을 기다렸어요.</w:t>
+      </w:r>
+    </w:p>
+    <w:p>
+      <w:pPr>
+        <w:pStyle w:val="BodyText"/>
+      </w:pPr>
+      <w:r>
+        <w:t xml:space="preserve">이리나: 시동을 끈 채로요? 영하 18도에서요?</w:t>
+      </w:r>
+    </w:p>
+    <w:p>
+      <w:pPr>
+        <w:pStyle w:val="BodyText"/>
+      </w:pPr>
+      <w:r>
+        <w:t xml:space="preserve">올가: 그럼 책임은 저쪽에 있어요. 위험은 적재 시 유통사로 넘어가요. 계약서 4조 2항이고, 제가 직접 썼어요.</w:t>
+      </w:r>
+    </w:p>
+    <w:p>
+      <w:pPr>
+        <w:pStyle w:val="BodyText"/>
+      </w:pPr>
+      <w:r>
+        <w:t xml:space="preserve">알렉세이: 루스탐, 상자는 어때요? 사양서대로라면 영하 18도에서 얼마나 버텨야 해요?</w:t>
+      </w:r>
+    </w:p>
+    <w:p>
+      <w:pPr>
+        <w:pStyle w:val="BodyText"/>
+      </w:pPr>
+      <w:r>
+        <w:t xml:space="preserve">루스탐: 사양서대로라면… 알렉세이 니콜라예비치, 여기 불편한 부분이 있어요. 처음부터 끝까지 말씀드려도 될까요?</w:t>
+      </w:r>
+    </w:p>
+    <w:p>
+      <w:pPr>
+        <w:pStyle w:val="BodyText"/>
+      </w:pPr>
+      <w:r>
+        <w:t xml:space="preserve">알렉세이: 물론 다 말해요, 서두르지 말고요. 세부 하나하나가 중요해요.</w:t>
+      </w:r>
+    </w:p>
+    <w:p>
+      <w:pPr>
+        <w:pStyle w:val="BodyText"/>
+      </w:pPr>
+      <w:r>
+        <w:t xml:space="preserve">루스탐: 이 상자는 여름 방식으로 쌌어요. 냉장고에서 꺼낸 영상 4도 보냉재 두 개, 스티로폼 3센티미터. 여름엔 이게 더위를 막아 주지만, 겨울엔 차가운 보냉재가 오히려 추위를 도와요. 겨울 방식은 아예 없어요. 아무도 쓴 적이 없거든요.</w:t>
+      </w:r>
+    </w:p>
+    <w:p>
+      <w:pPr>
+        <w:pStyle w:val="BodyText"/>
+      </w:pPr>
+      <w:r>
+        <w:t xml:space="preserve">이리나: 아무도 안 썼다고요? 그러니까 3년 동안 겨울 방식이 없었다는 거예요?</w:t>
+      </w:r>
+    </w:p>
+    <w:p>
+      <w:pPr>
+        <w:pStyle w:val="BodyText"/>
+      </w:pPr>
+      <w:r>
+        <w:t xml:space="preserve">루스탐: 3년 동안 트베리, 칼루가, 툴라로 날랐는데, 두세 시간 거리예요. 겨울에도 상자가 식을 틈이 없어서 따뜻하게 도착했고, 왜 그런지 아무도 확인 안 했어요. 그런데 카잔까진 18시간이에요. 완전히 다른 길이고 다른 물리예요.</w:t>
+      </w:r>
+    </w:p>
+    <w:p>
+      <w:pPr>
+        <w:pStyle w:val="BodyText"/>
+      </w:pPr>
+      <w:r>
+        <w:t xml:space="preserve">디마: 트베리는 두 시간, 카잔은 18시간, 노보시비르스크는 차로 사흘이에요. 우린 그걸 전혀 생각 안 했어요.</w:t>
+      </w:r>
+    </w:p>
+    <w:p>
+      <w:pPr>
+        <w:pStyle w:val="BodyText"/>
+      </w:pPr>
+      <w:r>
+        <w:t xml:space="preserve">올가: 잠깐만요, 그래도 계약은 안 바뀌어요. 기사가 시동을 끄고 서 있었고, 그건 저쪽 책임이에요.</w:t>
+      </w:r>
+    </w:p>
+    <w:p>
+      <w:pPr>
+        <w:pStyle w:val="BodyText"/>
+      </w:pPr>
+      <w:r>
+        <w:t xml:space="preserve">알렉세이: 올가 페트로브나, 계약상으론 저쪽 책임이죠. 하지만 사실은요? 루스탐, 상자가 따뜻했다면 얼마나 버텼을까요?</w:t>
+      </w:r>
+    </w:p>
+    <w:p>
+      <w:pPr>
+        <w:pStyle w:val="BodyText"/>
+      </w:pPr>
+      <w:r>
+        <w:t xml:space="preserve">루스탐: 겨울용이요? 영상 18도의 따뜻한 보냉재에 스티로폼 5센티미터면 영하 20도에서 여섯 시간쯤 버텨요. 작년에 혼자 발코니에서 시험해 봤는데, 방식엔 안 적었어요. 기사는 세 시간 서 있었으니 넉넉히 충분했을 거예요.</w:t>
+      </w:r>
+    </w:p>
+    <w:p>
+      <w:pPr>
+        <w:pStyle w:val="BodyText"/>
+      </w:pPr>
+      <w:r>
+        <w:t xml:space="preserve">이리나: 그러니까 제대로 된 상자였으면 시동을 껐어도 아무 일 없었다는 거죠?</w:t>
+      </w:r>
+    </w:p>
+    <w:p>
+      <w:pPr>
+        <w:pStyle w:val="BodyText"/>
+      </w:pPr>
+      <w:r>
+        <w:t xml:space="preserve">알렉세이: 그럼 사슬이 두 곳에서 끊긴 거예요. 카잔의 창고 문 앞, 그리고 여기 포돌스크, 우리 상자에서요.</w:t>
+      </w:r>
+    </w:p>
+    <w:p>
+      <w:pPr>
+        <w:pStyle w:val="BodyText"/>
+      </w:pPr>
+      <w:r>
+        <w:t xml:space="preserve">올가: 알렉세이 니콜라예비치, 전 변호사라 말씀드려야 해요. 계약상 한 푼도 안 내셔도 돼요.</w:t>
+      </w:r>
+    </w:p>
+    <w:p>
+      <w:pPr>
+        <w:pStyle w:val="BodyText"/>
+      </w:pPr>
+      <w:r>
+        <w:t xml:space="preserve">알렉세이: 맞는 말씀이에요, 고마워요. 이리나, 이 배송분은 얼마예요?</w:t>
+      </w:r>
+    </w:p>
+    <w:p>
+      <w:pPr>
+        <w:pStyle w:val="BodyText"/>
+      </w:pPr>
+      <w:r>
+        <w:t xml:space="preserve">이리나: 유통가로 개당 8,330, 주사기 300개면 배송비 빼고 250만이에요.</w:t>
+      </w:r>
+    </w:p>
+    <w:p>
+      <w:pPr>
+        <w:pStyle w:val="BodyText"/>
+      </w:pPr>
+      <w:r>
+        <w:t xml:space="preserve">소희: 알렉세이, 안녕하세요, 소희예요. 다 듣고 있어요. 영하 4도에 대한 질문이죠?</w:t>
+      </w:r>
+    </w:p>
+    <w:p>
+      <w:pPr>
+        <w:pStyle w:val="BodyText"/>
+      </w:pPr>
+      <w:r>
+        <w:t xml:space="preserve">알렉세이: 네, 소희. 영하 4도에서 50분이요. 이 젤 살릴 수 있어요?</w:t>
+      </w:r>
+    </w:p>
+    <w:p>
+      <w:pPr>
+        <w:pStyle w:val="BodyText"/>
+      </w:pPr>
+      <w:r>
+        <w:t xml:space="preserve">소희: 아니요, 얼리면 안 돼요. 젤 속 물이 결정이 되고 구조가 바뀌어요. 하지만 눈으로는 안 보여요.</w:t>
+      </w:r>
+    </w:p>
+    <w:p>
+      <w:pPr>
+        <w:pStyle w:val="BodyText"/>
+      </w:pPr>
+      <w:r>
+        <w:t xml:space="preserve">올가: 시험을 해 볼 수는 있어요? 예를 들어 주사기 열 개를 분석해 보면요?</w:t>
+      </w:r>
+    </w:p>
+    <w:p>
+      <w:pPr>
+        <w:pStyle w:val="BodyText"/>
+      </w:pPr>
+      <w:r>
+        <w:t xml:space="preserve">소희: 할 수는 있지만 답은 「보증 못 함」일 거예요. 우리는 「보증 못 함」은 안 팔아요. 그러니까 폐기해야 해요.</w:t>
+      </w:r>
+    </w:p>
+    <w:p>
+      <w:pPr>
+        <w:pStyle w:val="BodyText"/>
+      </w:pPr>
+      <w:r>
+        <w:t xml:space="preserve">이리나: 그럼 로스즈드라브나드조르 규정에 따라 확인서를 쓰고 폐기하죠. 올가 페트로브나, 시간이 얼마나 걸릴까요?</w:t>
+      </w:r>
+    </w:p>
+    <w:p>
+      <w:pPr>
+        <w:pStyle w:val="BodyText"/>
+      </w:pPr>
+      <w:r>
+        <w:t xml:space="preserve">올가: 2주요. 확인서, 위원회, 사진. 그리고 일지에 빨간 잉크로 따로 한 줄. 빨간 잉크는 저한테 있어요.</w:t>
+      </w:r>
+    </w:p>
+    <w:p>
+      <w:pPr>
+        <w:pStyle w:val="BodyText"/>
+      </w:pPr>
+      <w:r>
+        <w:t xml:space="preserve">루스탐: 알렉세이 니콜라예비치, 그 상자는 제가 금요일에 직접 쌌어요. 필요하면 제 월급에서 빼세요.</w:t>
+      </w:r>
+    </w:p>
+    <w:p>
+      <w:pPr>
+        <w:pStyle w:val="BodyText"/>
+      </w:pPr>
+      <w:r>
+        <w:t xml:space="preserve">알렉세이: 그럴 필요 없어요, 루스탐. 방식대로 싸셨고, 그 방식은 우리가 썼어요. 그러니 우리에게서 빼야죠.</w:t>
+      </w:r>
+    </w:p>
+    <w:p>
+      <w:pPr>
+        <w:pStyle w:val="BodyText"/>
+      </w:pPr>
+      <w:r>
+        <w:t xml:space="preserve">디마: 정확히 누구한테서요? 공동 창업자 셋 전부요, 아니면 직원 스무 명 전부요?</w:t>
+      </w:r>
+    </w:p>
+    <w:p>
+      <w:pPr>
+        <w:pStyle w:val="BodyText"/>
+      </w:pPr>
+      <w:r>
+        <w:t xml:space="preserve">알렉세이: 창업자들이요. 이건 우리 구멍이니까요. 3년 동안 더위만 보고 추위는 전혀 안 봤어요.</w:t>
       </w:r>
     </w:p>
     <w:bookmarkEnd w:id="34"/>
@@ -4258,239 +4258,239 @@
         <w:pStyle w:val="FirstParagraph"/>
       </w:pPr>
       <w:r>
-        <w:t xml:space="preserve">루스템: 알렉세이 니콜라예비치. 앗살라무 알라이쿰. 아이다르가 다 말했어요. 기사는 이미 해고했어요. 아침 8시에.</w:t>
-      </w:r>
-    </w:p>
-    <w:p>
-      <w:pPr>
-        <w:pStyle w:val="BodyText"/>
-      </w:pPr>
-      <w:r>
-        <w:t xml:space="preserve">알렉세이: 루스템 갈림자노비치, 해고는 잠깐만요. 나머지 절반을 말씀드리고 싶어요.</w:t>
-      </w:r>
-    </w:p>
-    <w:p>
-      <w:pPr>
-        <w:pStyle w:val="BodyText"/>
-      </w:pPr>
-      <w:r>
-        <w:t xml:space="preserve">루스템: 나머지 절반? 시동은 내 사람이 껐어요. 내 트럭. 내 일지. 내가 내요. 군말 없이.</w:t>
-      </w:r>
-    </w:p>
-    <w:p>
-      <w:pPr>
-        <w:pStyle w:val="BodyText"/>
-      </w:pPr>
-      <w:r>
-        <w:t xml:space="preserve">알렉세이: 상자는 우리 창고가 쌌어요. 여름 방식으로. 차가운 냉매팩으로. 겨울 상자였다면 기사가 여섯 시간을 서 있어도 됐어요. 세 시간 서 있었죠. 사슬은 우리 쪽과 그쪽에서 끊겼어요.</w:t>
-      </w:r>
-    </w:p>
-    <w:p>
-      <w:pPr>
-        <w:pStyle w:val="BodyText"/>
-      </w:pPr>
-      <w:r>
-        <w:t xml:space="preserve">루스템: 당신 쪽에서? 그걸 왜 나한테 말해요? 당신 변호사는 아마 반대할 텐데.</w:t>
-      </w:r>
-    </w:p>
-    <w:p>
-      <w:pPr>
-        <w:pStyle w:val="BodyText"/>
-      </w:pPr>
-      <w:r>
-        <w:t xml:space="preserve">올가: 변호사는 반대해요. 벌써 두 번 말했어요. 그런데 아무도 안 들어요. 늘 그렇듯.</w:t>
-      </w:r>
-    </w:p>
-    <w:p>
-      <w:pPr>
-        <w:pStyle w:val="BodyText"/>
-      </w:pPr>
-      <w:r>
-        <w:t xml:space="preserve">루스템: 좋은 변호사네요. 그 사람한테 전해 줘요, 난 그 사람 말을 듣겠다고. 그 사람이 옳아요.</w:t>
-      </w:r>
-    </w:p>
-    <w:p>
-      <w:pPr>
-        <w:pStyle w:val="BodyText"/>
-      </w:pPr>
-      <w:r>
-        <w:t xml:space="preserve">올가: 그 여자. 올가 페트로브나. 그리고 그녀는 이걸 기억할 거예요.</w:t>
-      </w:r>
-    </w:p>
-    <w:p>
-      <w:pPr>
-        <w:pStyle w:val="BodyText"/>
-      </w:pPr>
-      <w:r>
-        <w:t xml:space="preserve">루스템: 올가 페트로브나, 죄송해요. 타타르식 예의에 모스크바 전화. 연결이 나빠서.</w:t>
-      </w:r>
-    </w:p>
-    <w:p>
-      <w:pPr>
-        <w:pStyle w:val="BodyText"/>
-      </w:pPr>
-      <w:r>
-        <w:t xml:space="preserve">올가: 연결은 아주 좋아요. 용서할게요. 한 번만.</w:t>
-      </w:r>
-    </w:p>
-    <w:p>
-      <w:pPr>
-        <w:pStyle w:val="BodyText"/>
-      </w:pPr>
-      <w:r>
-        <w:t xml:space="preserve">알렉세이: 반반 제안해요. 각자 125만. 그리고 새 배송분은 일주일 뒤에. 겨울 상자로.</w:t>
-      </w:r>
-    </w:p>
-    <w:p>
-      <w:pPr>
-        <w:pStyle w:val="BodyText"/>
-      </w:pPr>
-      <w:r>
-        <w:t xml:space="preserve">루스템: 반반? 알렉세이 니콜라예비치, 카잔에선 그렇게 안 해요. 잘못했으면 — 낸다. 잘못 안 했으면 — 안 낸다. 둘 다 잘못했으면… 모르겠어요. 그런 일은 없었어요. 22년 동안 — 한 번도. 보통은 다들 상대가 잘못했다고 증명하죠.</w:t>
-      </w:r>
-    </w:p>
-    <w:p>
-      <w:pPr>
-        <w:pStyle w:val="BodyText"/>
-      </w:pPr>
-      <w:r>
-        <w:t xml:space="preserve">이리나: 루스템 갈림자노비치, 이리나예요. 숫자로 말해도 될까요? 감정 없이?</w:t>
-      </w:r>
-    </w:p>
-    <w:p>
-      <w:pPr>
-        <w:pStyle w:val="BodyText"/>
-      </w:pPr>
-      <w:r>
-        <w:t xml:space="preserve">루스템: 이리나. 아이다르가 그러더군요: 「아주 정중하고 아주 자세하다」. 숫자로 하죠.</w:t>
-      </w:r>
-    </w:p>
-    <w:p>
-      <w:pPr>
-        <w:pStyle w:val="BodyText"/>
-      </w:pPr>
-      <w:r>
-        <w:t xml:space="preserve">이리나: 전부 내시면 — 마이너스 250만이에요. 첫 3개월에. 우리 젤로 버시는 1년 마진의 절반이에요. 아끼기 시작하실 거예요. 난방에서. 기사에서. 로거에서. 큰 손실 뒤에 어떻게 아끼는지 봤어요. 반년 뒤엔 두 번째 동결이 와요. 반반이 — 더 싸요. 둘 다에게.</w:t>
-      </w:r>
-    </w:p>
-    <w:p>
-      <w:pPr>
-        <w:pStyle w:val="BodyText"/>
-      </w:pPr>
-      <w:r>
-        <w:t xml:space="preserve">루스템: 손실 뒤에 어떻게 아끼는지 봤다고요?</w:t>
-      </w:r>
-    </w:p>
-    <w:p>
-      <w:pPr>
-        <w:pStyle w:val="BodyText"/>
-      </w:pPr>
-      <w:r>
-        <w:t xml:space="preserve">이리나: 감사인이었어요. 내 이야기의 90퍼센트가 그거예요.</w:t>
-      </w:r>
-    </w:p>
-    <w:p>
-      <w:pPr>
-        <w:pStyle w:val="BodyText"/>
-      </w:pPr>
-      <w:r>
-        <w:t xml:space="preserve">루스템: 그럼 기사는? 그 사람도 — 다시 데려오라고 할 건가요?</w:t>
-      </w:r>
-    </w:p>
-    <w:p>
-      <w:pPr>
-        <w:pStyle w:val="BodyText"/>
-      </w:pPr>
-      <w:r>
-        <w:t xml:space="preserve">알렉세이: 그분 사람이에요. 그분 결정이고요. 하나만 묻고 싶어요: 시동 끈 걸 그 사람이 직접 말했어요?</w:t>
-      </w:r>
-    </w:p>
-    <w:p>
-      <w:pPr>
-        <w:pStyle w:val="BodyText"/>
-      </w:pPr>
-      <w:r>
-        <w:t xml:space="preserve">루스템: 직접. 아이다르에게. 아침 7시에. 우리가 로거를 보기 전에.</w:t>
-      </w:r>
-    </w:p>
-    <w:p>
-      <w:pPr>
-        <w:pStyle w:val="BodyText"/>
-      </w:pPr>
-      <w:r>
-        <w:t xml:space="preserve">알렉세이: 직접. 로거 전에. 그런 기사라면 난 해고 안 해요. 가르치겠어요.</w:t>
-      </w:r>
-    </w:p>
-    <w:p>
-      <w:pPr>
-        <w:pStyle w:val="BodyText"/>
-      </w:pPr>
-      <w:r>
-        <w:t xml:space="preserve">루스템: 또 당신 투자자처럼 말하네요. 좋아요. 기사는 남아요. 하지만 이번 달 상여금은 없어요. 그리고 운전석에 새 일지. 매시간 직접 쓸 거예요: 「정차. 시동 켜짐. 영상 5도」. 자기 손으로.</w:t>
-      </w:r>
-    </w:p>
-    <w:p>
-      <w:pPr>
-        <w:pStyle w:val="BodyText"/>
-      </w:pPr>
-      <w:r>
-        <w:t xml:space="preserve">디마: 루스템 갈림자노비치, 창고는요? 정문은 7시에 열어요. 차는 4시에 와요.</w:t>
-      </w:r>
-    </w:p>
-    <w:p>
-      <w:pPr>
-        <w:pStyle w:val="BodyText"/>
-      </w:pPr>
-      <w:r>
-        <w:t xml:space="preserve">루스템: 야간 입고를 하겠어요. 월요일부터. 정문 옆에 난방 부스. 오래전부터 원했어요. 이제 이유가 생겼네요.</w:t>
-      </w:r>
-    </w:p>
-    <w:p>
-      <w:pPr>
-        <w:pStyle w:val="BodyText"/>
-      </w:pPr>
-      <w:r>
-        <w:t xml:space="preserve">아이다르: 아버지, 난방 부스는 — 40만이에요.</w:t>
-      </w:r>
-    </w:p>
-    <w:p>
-      <w:pPr>
-        <w:pStyle w:val="BodyText"/>
-      </w:pPr>
-      <w:r>
-        <w:t xml:space="preserve">루스템: 아이다르, 그게 250만보다 싸. 너 경제학자잖아. 런던 출신.</w:t>
-      </w:r>
-    </w:p>
-    <w:p>
-      <w:pPr>
-        <w:pStyle w:val="BodyText"/>
-      </w:pPr>
-      <w:r>
-        <w:t xml:space="preserve">아이다르: 알겠어요. 계산할게요. 그리고 정문에도 로거를 달게요.</w:t>
-      </w:r>
-    </w:p>
-    <w:p>
-      <w:pPr>
-        <w:pStyle w:val="BodyText"/>
-      </w:pPr>
-      <w:r>
-        <w:t xml:space="preserve">루스템: 반반. 좋아요. 평생 처음으로 모스크바 사람과 잘못을 나눠요. 일지에 적을게요. 타타르어로.</w:t>
-      </w:r>
-    </w:p>
-    <w:p>
-      <w:pPr>
-        <w:pStyle w:val="BodyText"/>
-      </w:pPr>
-      <w:r>
-        <w:t xml:space="preserve">알렉세이: 뭐라고 쓰실 거예요?</w:t>
-      </w:r>
-    </w:p>
-    <w:p>
-      <w:pPr>
-        <w:pStyle w:val="BodyText"/>
-      </w:pPr>
-      <w:r>
-        <w:t xml:space="preserve">루스템: 이렇게: 「무서웠다. 그다음엔 — 아니다」. 98년처럼. 다만 더 짧게.</w:t>
+        <w:t xml:space="preserve">루스템: 알렉세이 니콜라예비치, 앗살라무 알라이쿰. 아이다르가 다 얘기했어요. 기사는 이미 해고했어요, 아침 8시에요.</w:t>
+      </w:r>
+    </w:p>
+    <w:p>
+      <w:pPr>
+        <w:pStyle w:val="BodyText"/>
+      </w:pPr>
+      <w:r>
+        <w:t xml:space="preserve">알렉세이: 루스템 갈림자노비치, 해고는 잠깐만 기다려 주세요. 이 일의 나머지 절반을 말씀드리고 싶어요.</w:t>
+      </w:r>
+    </w:p>
+    <w:p>
+      <w:pPr>
+        <w:pStyle w:val="BodyText"/>
+      </w:pPr>
+      <w:r>
+        <w:t xml:space="preserve">루스템: 무슨 나머지 절반이요? 시동을 끈 건 내 사람이에요. 내 트럭, 내 일지. 그러니 내가 내요, 군말 없이.</w:t>
+      </w:r>
+    </w:p>
+    <w:p>
+      <w:pPr>
+        <w:pStyle w:val="BodyText"/>
+      </w:pPr>
+      <w:r>
+        <w:t xml:space="preserve">알렉세이: 상자는 우리 창고에서 여름 방식으로, 차가운 보냉재로 쌌어요. 겨울용 상자였다면 기사님은 여섯 시간을 서 있어도 됐는데, 세 시간밖에 안 서 있었어요. 그러니 사슬은 우리 쪽에서도, 그쪽에서도 끊겼고, 바로 말씀드리는 게 더 정직하다고 생각해요.</w:t>
+      </w:r>
+    </w:p>
+    <w:p>
+      <w:pPr>
+        <w:pStyle w:val="BodyText"/>
+      </w:pPr>
+      <w:r>
+        <w:t xml:space="preserve">루스템: 당신 쪽에서요? 그걸 왜 나한테 말해요? 당신 변호사는 아마 이런 대화에 반대할 텐데요.</w:t>
+      </w:r>
+    </w:p>
+    <w:p>
+      <w:pPr>
+        <w:pStyle w:val="BodyText"/>
+      </w:pPr>
+      <w:r>
+        <w:t xml:space="preserve">올가: 변호사는 반대하고, 이미 두 번 말했어요. 그런데 늘 그렇듯 아무도 제 말을 안 들어요.</w:t>
+      </w:r>
+    </w:p>
+    <w:p>
+      <w:pPr>
+        <w:pStyle w:val="BodyText"/>
+      </w:pPr>
+      <w:r>
+        <w:t xml:space="preserve">루스템: 좋은 변호사네요. 그 사람한테 내가 그 말을 듣겠다고 전해 줘요. 그 사람이 옳으니까요.</w:t>
+      </w:r>
+    </w:p>
+    <w:p>
+      <w:pPr>
+        <w:pStyle w:val="BodyText"/>
+      </w:pPr>
+      <w:r>
+        <w:t xml:space="preserve">올가: 「그 사람」이 아니라 여자예요. 제 이름은 올가 페트로브나고, 이건 꼭 기억해 둘 거예요.</w:t>
+      </w:r>
+    </w:p>
+    <w:p>
+      <w:pPr>
+        <w:pStyle w:val="BodyText"/>
+      </w:pPr>
+      <w:r>
+        <w:t xml:space="preserve">루스템: 올가 페트로브나, 죄송해요. 타타르식 예의에 모스크바 전화, 거기에 연결 상태까지 나빠서 이렇게 됐어요.</w:t>
+      </w:r>
+    </w:p>
+    <w:p>
+      <w:pPr>
+        <w:pStyle w:val="BodyText"/>
+      </w:pPr>
+      <w:r>
+        <w:t xml:space="preserve">올가: 연결 상태는 아주 좋은데요. 그래도 용서해 드릴게요. 딱 한 번만요.</w:t>
+      </w:r>
+    </w:p>
+    <w:p>
+      <w:pPr>
+        <w:pStyle w:val="BodyText"/>
+      </w:pPr>
+      <w:r>
+        <w:t xml:space="preserve">알렉세이: 반반 제안합니다. 각각 125만씩이요. 그리고 일주일 뒤에 새 배송분을, 이번엔 겨울 상자로 보낼게요.</w:t>
+      </w:r>
+    </w:p>
+    <w:p>
+      <w:pPr>
+        <w:pStyle w:val="BodyText"/>
+      </w:pPr>
+      <w:r>
+        <w:t xml:space="preserve">루스템: 반반이요? 알렉세이 니콜라예비치, 카잔에선 그렇게 안 해요. 잘못했으면 내고, 잘못 안 했으면 안 내요. 둘 다 잘못했으면… 모르겠네요, 22년 동안 그런 적이 한 번도 없었어요. 보통은 각자 상대가 잘못했다고 증명하거든요.</w:t>
+      </w:r>
+    </w:p>
+    <w:p>
+      <w:pPr>
+        <w:pStyle w:val="BodyText"/>
+      </w:pPr>
+      <w:r>
+        <w:t xml:space="preserve">이리나: 루스템 갈림자노비치, 이리나예요. 감정 빼고 숫자로 말씀드려도 될까요?</w:t>
+      </w:r>
+    </w:p>
+    <w:p>
+      <w:pPr>
+        <w:pStyle w:val="BodyText"/>
+      </w:pPr>
+      <w:r>
+        <w:t xml:space="preserve">루스템: 이리나라… 아이다르가 당신 얘기를 했어요. 「아주 정중하고 아주 꼼꼼하다」고요. 숫자를 들어 보죠.</w:t>
+      </w:r>
+    </w:p>
+    <w:p>
+      <w:pPr>
+        <w:pStyle w:val="BodyText"/>
+      </w:pPr>
+      <w:r>
+        <w:t xml:space="preserve">이리나: 전부 내시면 첫 석 달 만에 250만 적자, 즉 우리 젤로 버는 연간 마진의 절반이에요. 그럼 난방, 기사, 로거에서 아끼기 시작하실 거예요. 큰 손실 뒤에 사람들이 어떻게 아끼는지 봤어요. 반년 뒤엔 두 번째 동결 사고가 날 거예요. 그래서 반반이 양쪽 모두에게 더 싸요.</w:t>
+      </w:r>
+    </w:p>
+    <w:p>
+      <w:pPr>
+        <w:pStyle w:val="BodyText"/>
+      </w:pPr>
+      <w:r>
+        <w:t xml:space="preserve">루스템: 손실 뒤에 사람들이 어떻게 아끼는지 보셨다고요?</w:t>
+      </w:r>
+    </w:p>
+    <w:p>
+      <w:pPr>
+        <w:pStyle w:val="BodyText"/>
+      </w:pPr>
+      <w:r>
+        <w:t xml:space="preserve">이리나: 감사인이었으니까요. 그게 제 이야기의 90퍼센트예요.</w:t>
+      </w:r>
+    </w:p>
+    <w:p>
+      <w:pPr>
+        <w:pStyle w:val="BodyText"/>
+      </w:pPr>
+      <w:r>
+        <w:t xml:space="preserve">루스템: 그럼 기사는요? 그 사람도 다시 데려오라고 하시겠죠?</w:t>
+      </w:r>
+    </w:p>
+    <w:p>
+      <w:pPr>
+        <w:pStyle w:val="BodyText"/>
+      </w:pPr>
+      <w:r>
+        <w:t xml:space="preserve">알렉세이: 그쪽 사람이고 그쪽 결정이에요. 다만 하나만 묻고 싶어요. 시동을 껐다고 본인이 직접 말했어요?</w:t>
+      </w:r>
+    </w:p>
+    <w:p>
+      <w:pPr>
+        <w:pStyle w:val="BodyText"/>
+      </w:pPr>
+      <w:r>
+        <w:t xml:space="preserve">루스템: 본인이 아이다르에게 말했어요. 아침 7시에, 우리가 로거를 보기도 전에요.</w:t>
+      </w:r>
+    </w:p>
+    <w:p>
+      <w:pPr>
+        <w:pStyle w:val="BodyText"/>
+      </w:pPr>
+      <w:r>
+        <w:t xml:space="preserve">알렉세이: 본인이, 로거 보기 전에… 그런 기사라면 저는 해고하지 않고 가르치겠어요.</w:t>
+      </w:r>
+    </w:p>
+    <w:p>
+      <w:pPr>
+        <w:pStyle w:val="BodyText"/>
+      </w:pPr>
+      <w:r>
+        <w:t xml:space="preserve">루스템: 또 당신 투자자처럼 말하네요. 좋아요, 기사는 남겨요. 대신 이번 달 보너스는 없고, 운전석에 새 일지를 둬요. 매시간 직접 쓰는 거예요. 「정차. 시동 켜짐. 영상 5도」. 기억하도록 자기 손으로요.</w:t>
+      </w:r>
+    </w:p>
+    <w:p>
+      <w:pPr>
+        <w:pStyle w:val="BodyText"/>
+      </w:pPr>
+      <w:r>
+        <w:t xml:space="preserve">디마: 루스템 갈림자노비치, 창고는 어떻게 하죠? 문은 7시에 열리는데 차는 4시에 오잖아요.</w:t>
+      </w:r>
+    </w:p>
+    <w:p>
+      <w:pPr>
+        <w:pStyle w:val="BodyText"/>
+      </w:pPr>
+      <w:r>
+        <w:t xml:space="preserve">루스템: 월요일부터 야간 입고를 하고, 문 옆에 난방 부스를 둬요. 오래전부터 원했는데, 이제 이유가 생겼네요.</w:t>
+      </w:r>
+    </w:p>
+    <w:p>
+      <w:pPr>
+        <w:pStyle w:val="BodyText"/>
+      </w:pPr>
+      <w:r>
+        <w:t xml:space="preserve">아이다르: 아버지, 그런데 난방 부스는 40만이에요. 적은 돈이 아니에요.</w:t>
+      </w:r>
+    </w:p>
+    <w:p>
+      <w:pPr>
+        <w:pStyle w:val="BodyText"/>
+      </w:pPr>
+      <w:r>
+        <w:t xml:space="preserve">루스템: 아이다르, 그래도 250만보다는 싸다. 너 경제학자잖아, 런던에서 온.</w:t>
+      </w:r>
+    </w:p>
+    <w:p>
+      <w:pPr>
+        <w:pStyle w:val="BodyText"/>
+      </w:pPr>
+      <w:r>
+        <w:t xml:space="preserve">아이다르: 알겠어요. 다 계산해 보고, 문에도 로거를 달게요.</w:t>
+      </w:r>
+    </w:p>
+    <w:p>
+      <w:pPr>
+        <w:pStyle w:val="BodyText"/>
+      </w:pPr>
+      <w:r>
+        <w:t xml:space="preserve">루스템: 반반, 좋아요. 평생 처음으로 모스크바 사람과 잘못을 나누네요. 그러니 일지에 적어 둘게요. 타타르어로요.</w:t>
+      </w:r>
+    </w:p>
+    <w:p>
+      <w:pPr>
+        <w:pStyle w:val="BodyText"/>
+      </w:pPr>
+      <w:r>
+        <w:t xml:space="preserve">알렉세이: 비밀이 아니라면, 정확히 뭐라고 쓰실 거예요?</w:t>
+      </w:r>
+    </w:p>
+    <w:p>
+      <w:pPr>
+        <w:pStyle w:val="BodyText"/>
+      </w:pPr>
+      <w:r>
+        <w:t xml:space="preserve">루스템: 「무서웠다. 그다음엔 아니었다」라고요. 98년처럼, 다만 더 짧게요.</w:t>
       </w:r>
     </w:p>
     <w:bookmarkEnd w:id="35"/>
@@ -4508,199 +4508,199 @@
         <w:pStyle w:val="FirstParagraph"/>
       </w:pPr>
       <w:r>
-        <w:t xml:space="preserve">이리나: 시험 결과예요. 시험 상자 두 개. 노보시비르스크와 블라디보스토크. 안에는 — 물 든 주사기. 겨울 방식. 로거.</w:t>
-      </w:r>
-    </w:p>
-    <w:p>
-      <w:pPr>
-        <w:pStyle w:val="BodyText"/>
-      </w:pPr>
-      <w:r>
-        <w:t xml:space="preserve">알렉세이: 왜 물이에요? 거기선 아직 안 팔잖아요.</w:t>
-      </w:r>
-    </w:p>
-    <w:p>
-      <w:pPr>
-        <w:pStyle w:val="BodyText"/>
-      </w:pPr>
-      <w:r>
-        <w:t xml:space="preserve">이리나: 물은 0도에서 얼거든요. 젤도 0도면 — 탈이고. 비싼 실수를 싸게 확인하는 거예요.</w:t>
-      </w:r>
-    </w:p>
-    <w:p>
-      <w:pPr>
-        <w:pStyle w:val="BodyText"/>
-      </w:pPr>
-      <w:r>
-        <w:t xml:space="preserve">키릴: 톨마초보에서 상자를 맞았어요. 말씀하신 대로. 비행기는 정시. 영하 31도. 40분 뒤에 내렸어요.</w:t>
-      </w:r>
-    </w:p>
-    <w:p>
-      <w:pPr>
-        <w:pStyle w:val="BodyText"/>
-      </w:pPr>
-      <w:r>
-        <w:t xml:space="preserve">올가: 영하 31도에서 40분? 어디 있었어요?</w:t>
-      </w:r>
-    </w:p>
-    <w:p>
-      <w:pPr>
-        <w:pStyle w:val="BodyText"/>
-      </w:pPr>
-      <w:r>
-        <w:t xml:space="preserve">키릴: 카트 위에요. 활주로에. 하역원들이 담배를 피웠어요. 창문으로 봤어요. 들여보내 주지 않았어요.</w:t>
-      </w:r>
-    </w:p>
-    <w:p>
-      <w:pPr>
-        <w:pStyle w:val="BodyText"/>
-      </w:pPr>
-      <w:r>
-        <w:t xml:space="preserve">이리나: 노보시비르스크 상자 로거 — 영상 3도. 최저점. 겨울 방식이 버텼어요. 루스탐이 옳았어요.</w:t>
-      </w:r>
-    </w:p>
-    <w:p>
-      <w:pPr>
-        <w:pStyle w:val="BodyText"/>
-      </w:pPr>
-      <w:r>
-        <w:t xml:space="preserve">알렉세이: 블라디보스토크 상자는요?</w:t>
-      </w:r>
-    </w:p>
-    <w:p>
-      <w:pPr>
-        <w:pStyle w:val="BodyText"/>
-      </w:pPr>
-      <w:r>
-        <w:t xml:space="preserve">이리나: 블라디보스토크 상자는 노보시비르스크를 경유했어요. 환승. 환적 구역에서 여섯 시간. 거기서 우편물 옆, 창고의 열린 문 앞에 세워 뒀어요. 로거는 영하 2도. 20분. 주사기 하나의 물이 얼었어요. 젤이었다면 — 배송분을 폐기해야 했을 거예요.</w:t>
-      </w:r>
-    </w:p>
-    <w:p>
-      <w:pPr>
-        <w:pStyle w:val="BodyText"/>
-      </w:pPr>
-      <w:r>
-        <w:t xml:space="preserve">디마: 그러니까 노보시비르스크까지는 — 지켰어요. 그다음은 — 잃었고. 같은 노보시비르스크에서.</w:t>
-      </w:r>
-    </w:p>
-    <w:p>
-      <w:pPr>
-        <w:pStyle w:val="BodyText"/>
-      </w:pPr>
-      <w:r>
-        <w:t xml:space="preserve">키릴: 나는 그날 톨마초보에 있었잖아요. 창가에 서서 내 상자를 보고 있었어요. 그런데 두 번째 상자는 200미터 떨어진 다른 문 앞에 있었어요. 아무도 말해 주지 않았어요. 갈 수 있었는데. 그냥 아무도 나한테 알려 주지 않았어요.</w:t>
-      </w:r>
-    </w:p>
-    <w:p>
-      <w:pPr>
-        <w:pStyle w:val="BodyText"/>
-      </w:pPr>
-      <w:r>
-        <w:t xml:space="preserve">알렉세이: 바로 그거예요. 그게 핵심이에요. 사람이 보고 있는 동안은 상자를 지켰어요. 사람이 떠나자마자 — 사슬이 끊겼어요. 콜드체인은 추위에서 끊기지 않아요. 아무도 붙잡고 있지 않은 곳에서 끊겨요. 카트 위에서. 정문 앞에서. 환승에서.</w:t>
-      </w:r>
-    </w:p>
-    <w:p>
-      <w:pPr>
-        <w:pStyle w:val="BodyText"/>
-      </w:pPr>
-      <w:r>
-        <w:t xml:space="preserve">올가: 그럼 방식엔 스티로폼만이 아니라. 이름이 필요해요. 인계 지점마다.</w:t>
-      </w:r>
-    </w:p>
-    <w:p>
-      <w:pPr>
-        <w:pStyle w:val="BodyText"/>
-      </w:pPr>
-      <w:r>
-        <w:t xml:space="preserve">알렉세이: 이름과 전화번호. 「창고」가 아니라. 「하역원」이 아니라. 사람.</w:t>
-      </w:r>
-    </w:p>
-    <w:p>
-      <w:pPr>
-        <w:pStyle w:val="BodyText"/>
-      </w:pPr>
-      <w:r>
-        <w:t xml:space="preserve">이리나: 그리고 시간. 상자가 사람 없이 몇 분 있어도 되는지. 겨울엔 — 30분. 그다음은 전화.</w:t>
-      </w:r>
-    </w:p>
-    <w:p>
-      <w:pPr>
-        <w:pStyle w:val="BodyText"/>
-      </w:pPr>
-      <w:r>
-        <w:t xml:space="preserve">루스탐: 그리고 상자에 스티커. 크게: 「추운 곳에 두지 마시오. 전화하시오」. 그리고 번호. 러시아어와 영어로.</w:t>
-      </w:r>
-    </w:p>
-    <w:p>
-      <w:pPr>
-        <w:pStyle w:val="BodyText"/>
-      </w:pPr>
-      <w:r>
-        <w:t xml:space="preserve">키릴: 그리고 타타르어로. 카잔용. 아이다르가 부탁했어요.</w:t>
-      </w:r>
-    </w:p>
-    <w:p>
-      <w:pPr>
-        <w:pStyle w:val="BodyText"/>
-      </w:pPr>
-      <w:r>
-        <w:t xml:space="preserve">소희: 세진 쪽에서 덧붙여도 돼요? 한국도 겨울엔 영하 15도. 우린 서울로 이렇게 보내요: 각자가 상자를 손에서 손으로 넘겨요. 서명 — 시간 — 온도. 여섯 지점 — 서명 여섯. 우린 이걸 「이어달리기」라고 불러요. 바통을 떨어뜨린 사람이 — 책임. 제대로 넘긴 사람은 — 잘한 거.</w:t>
-      </w:r>
-    </w:p>
-    <w:p>
-      <w:pPr>
-        <w:pStyle w:val="BodyText"/>
-      </w:pPr>
-      <w:r>
-        <w:t xml:space="preserve">알렉세이: 이어달리기. 좋은 말이에요. 러시아어로도 통해요.</w:t>
-      </w:r>
-    </w:p>
-    <w:p>
-      <w:pPr>
-        <w:pStyle w:val="BodyText"/>
-      </w:pPr>
-      <w:r>
-        <w:t xml:space="preserve">디마: 다만 우리 구간은 — 9천 킬로미터예요. 그리고 시간대 11개. 바통을 오래 넘겨야 해요.</w:t>
-      </w:r>
-    </w:p>
-    <w:p>
-      <w:pPr>
-        <w:pStyle w:val="BodyText"/>
-      </w:pPr>
-      <w:r>
-        <w:t xml:space="preserve">소희: 그럼 주자가 더 많아야 해요. 그리고 다들 자기 이름을 알아야 하고요.</w:t>
-      </w:r>
-    </w:p>
-    <w:p>
-      <w:pPr>
-        <w:pStyle w:val="BodyText"/>
-      </w:pPr>
-      <w:r>
-        <w:t xml:space="preserve">이리나: 로거 달린 겨울 상자 — 4,500루블. 주사기 50개. 주사기당 90루블. 가격의 1퍼센트 미만.</w:t>
-      </w:r>
-    </w:p>
-    <w:p>
-      <w:pPr>
-        <w:pStyle w:val="BodyText"/>
-      </w:pPr>
-      <w:r>
-        <w:t xml:space="preserve">올가: 1퍼센트 미만. 그런데 동결은 250만이 들었어요. 이걸 프로토콜 첫 줄에 쓸게요.</w:t>
-      </w:r>
-    </w:p>
-    <w:p>
-      <w:pPr>
-        <w:pStyle w:val="BodyText"/>
-      </w:pPr>
-      <w:r>
-        <w:t xml:space="preserve">키릴: 노보시비르스크용 지침은 제가 써도 될까요? 카트를 봤어요. 하역원들이 어디서 담배 피우는지 알아요.</w:t>
-      </w:r>
-    </w:p>
-    <w:p>
-      <w:pPr>
-        <w:pStyle w:val="BodyText"/>
-      </w:pPr>
-      <w:r>
-        <w:t xml:space="preserve">알렉세이: 써. 톨마초보에 대해선 이제 네가 우리 모두보다 많이 알아. 한 달 뒤엔 드미트리와 함께 거기로 날아가.</w:t>
+        <w:t xml:space="preserve">이리나: 시험 결과예요. 겨울 방식에 로거를 넣은 시험 상자 두 개를 노보시비르스크와 블라디보스토크로 보냈고, 안에는 물을 채운 주사기가 들어 있었어요.</w:t>
+      </w:r>
+    </w:p>
+    <w:p>
+      <w:pPr>
+        <w:pStyle w:val="BodyText"/>
+      </w:pPr>
+      <w:r>
+        <w:t xml:space="preserve">알렉세이: 왜 물이에요? 거긴 아직 아무것도 안 팔잖아요.</w:t>
+      </w:r>
+    </w:p>
+    <w:p>
+      <w:pPr>
+        <w:pStyle w:val="BodyText"/>
+      </w:pPr>
+      <w:r>
+        <w:t xml:space="preserve">이리나: 물은 0도에서 얼고, 젤에게도 0도는 재앙이니까요. 비싼 실수를 싸게 확인하는 거죠.</w:t>
+      </w:r>
+    </w:p>
+    <w:p>
+      <w:pPr>
+        <w:pStyle w:val="BodyText"/>
+      </w:pPr>
+      <w:r>
+        <w:t xml:space="preserve">키릴: 톨마초보 공항에서 상자를 받았어요. 비행기는 제시간에 왔고 영하 31도였는데, 하역은 40분 뒤에야 했어요.</w:t>
+      </w:r>
+    </w:p>
+    <w:p>
+      <w:pPr>
+        <w:pStyle w:val="BodyText"/>
+      </w:pPr>
+      <w:r>
+        <w:t xml:space="preserve">올가: 영하 31도에서 40분이요? 그동안 상자가 어디 있었어요?</w:t>
+      </w:r>
+    </w:p>
+    <w:p>
+      <w:pPr>
+        <w:pStyle w:val="BodyText"/>
+      </w:pPr>
+      <w:r>
+        <w:t xml:space="preserve">키릴: 활주로의 카트 위에요. 하역 인부들이 담배 피우는 동안요. 창문으로 봤는데, 저는 못 들어가게 했어요.</w:t>
+      </w:r>
+    </w:p>
+    <w:p>
+      <w:pPr>
+        <w:pStyle w:val="BodyText"/>
+      </w:pPr>
+      <w:r>
+        <w:t xml:space="preserve">이리나: 노보시비르스크 상자의 로거 최저점은 영상 3도예요. 겨울 방식이 버텼어요. 루스탐이 옳았어요.</w:t>
+      </w:r>
+    </w:p>
+    <w:p>
+      <w:pPr>
+        <w:pStyle w:val="BodyText"/>
+      </w:pPr>
+      <w:r>
+        <w:t xml:space="preserve">알렉세이: 블라디보스토크 상자는 어떻게 나왔어요?</w:t>
+      </w:r>
+    </w:p>
+    <w:p>
+      <w:pPr>
+        <w:pStyle w:val="BodyText"/>
+      </w:pPr>
+      <w:r>
+        <w:t xml:space="preserve">이리나: 블라디보스토크 상자는 노보시비르스크를 경유해서 환승 구역에 여섯 시간 있었어요. 거기서 우체국 옆 열린 창고 문 앞에 놓였고, 로거가 20분 동안 영하 2도를 보여 줘요. 주사기 하나의 물이 얼었어요. 젤이었다면 배송분 전체를 폐기해야 했을 거예요.</w:t>
+      </w:r>
+    </w:p>
+    <w:p>
+      <w:pPr>
+        <w:pStyle w:val="BodyText"/>
+      </w:pPr>
+      <w:r>
+        <w:t xml:space="preserve">디마: 그러니까 노보시비르스크까진 잘 갔는데 그다음에, 그것도 같은 노보시비르스크에서 잃은 거네요.</w:t>
+      </w:r>
+    </w:p>
+    <w:p>
+      <w:pPr>
+        <w:pStyle w:val="BodyText"/>
+      </w:pPr>
+      <w:r>
+        <w:t xml:space="preserve">키릴: 전 그날 톨마초보에 있었어요. 창가에 서서 제 상자를 보고 있었죠. 그런데 두 번째 상자는 200미터 떨어진 다른 문 앞에 있었고, 아무도 저한테 말해 주지 않았어요. 갈 수도 있었는데, 그냥 아무도 알려 주지 않았어요.</w:t>
+      </w:r>
+    </w:p>
+    <w:p>
+      <w:pPr>
+        <w:pStyle w:val="BodyText"/>
+      </w:pPr>
+      <w:r>
+        <w:t xml:space="preserve">알렉세이: 그거예요, 그게 핵심이에요. 사람이 보고 있는 동안엔 상자가 지켜졌고, 사람이 떠나자마자 사슬이 끊겼어요. 콜드체인은 추위 속에서 끊기는 게 아니에요. 아무도 붙잡지 않는 곳에서 끊겨요. 카트 위에서, 문 앞에서, 환승 중에요.</w:t>
+      </w:r>
+    </w:p>
+    <w:p>
+      <w:pPr>
+        <w:pStyle w:val="BodyText"/>
+      </w:pPr>
+      <w:r>
+        <w:t xml:space="preserve">올가: 그럼 방식엔 스티로폼만이 아니라, 인계 지점마다 이름이 필요해요.</w:t>
+      </w:r>
+    </w:p>
+    <w:p>
+      <w:pPr>
+        <w:pStyle w:val="BodyText"/>
+      </w:pPr>
+      <w:r>
+        <w:t xml:space="preserve">알렉세이: 이름과 전화번호요. 「창고」도 「인부」도 아니라, 구체적인 사람이요.</w:t>
+      </w:r>
+    </w:p>
+    <w:p>
+      <w:pPr>
+        <w:pStyle w:val="BodyText"/>
+      </w:pPr>
+      <w:r>
+        <w:t xml:space="preserve">이리나: 그리고 시간도요. 상자가 사람 없이 몇 분까지 있을 수 있는지. 겨울엔 30분, 그다음엔 전화예요.</w:t>
+      </w:r>
+    </w:p>
+    <w:p>
+      <w:pPr>
+        <w:pStyle w:val="BodyText"/>
+      </w:pPr>
+      <w:r>
+        <w:t xml:space="preserve">루스탐: 그리고 상자에 크게 스티커를 붙여요. 「추운 곳에 두지 마시오. 전화하시오」. 번호와 함께, 러시아어와 영어로요.</w:t>
+      </w:r>
+    </w:p>
+    <w:p>
+      <w:pPr>
+        <w:pStyle w:val="BodyText"/>
+      </w:pPr>
+      <w:r>
+        <w:t xml:space="preserve">키릴: 타타르어로도요, 카잔을 위해서요. 아이다르가 부탁했거든요.</w:t>
+      </w:r>
+    </w:p>
+    <w:p>
+      <w:pPr>
+        <w:pStyle w:val="BodyText"/>
+      </w:pPr>
+      <w:r>
+        <w:t xml:space="preserve">소희: 세진 쪽에서 하나 덧붙여도 돼요? 한국은 겨울에 영하 15도예요. 서울로 보낼 때 이렇게 해요. 모두가 상자를 손에서 손으로 넘기고 서명, 시간, 온도를 적어요. 지점 여섯 곳이면 서명 여섯 개. 우리는 이걸 「릴레이」라고 해요. 바통을 떨어뜨린 사람이 책임지고, 제대로 넘긴 사람은 잘한 거예요.</w:t>
+      </w:r>
+    </w:p>
+    <w:p>
+      <w:pPr>
+        <w:pStyle w:val="BodyText"/>
+      </w:pPr>
+      <w:r>
+        <w:t xml:space="preserve">알렉세이: 릴레이, 좋은 말이네요. 러시아어로도 바로 이해돼요.</w:t>
+      </w:r>
+    </w:p>
+    <w:p>
+      <w:pPr>
+        <w:pStyle w:val="BodyText"/>
+      </w:pPr>
+      <w:r>
+        <w:t xml:space="preserve">디마: 다만 우린 거리가 9천 킬로미터에 시간대가 11개라서, 바통을 오래 넘겨야 할 거예요.</w:t>
+      </w:r>
+    </w:p>
+    <w:p>
+      <w:pPr>
+        <w:pStyle w:val="BodyText"/>
+      </w:pPr>
+      <w:r>
+        <w:t xml:space="preserve">소희: 그럼 주자가 더 많이 필요해요. 그리고 모두 자기 이름을 알아야 해요.</w:t>
+      </w:r>
+    </w:p>
+    <w:p>
+      <w:pPr>
+        <w:pStyle w:val="BodyText"/>
+      </w:pPr>
+      <w:r>
+        <w:t xml:space="preserve">이리나: 로거 달린 겨울 상자는 주사기 50개당 4,500, 즉 주사기 하나에 90루블로 가격의 1퍼센트도 안 돼요.</w:t>
+      </w:r>
+    </w:p>
+    <w:p>
+      <w:pPr>
+        <w:pStyle w:val="BodyText"/>
+      </w:pPr>
+      <w:r>
+        <w:t xml:space="preserve">올가: 1퍼센트도 안 되는데, 동결 사고는 250만이었어요. 이걸 회의록 첫 줄에 적겠어요.</w:t>
+      </w:r>
+    </w:p>
+    <w:p>
+      <w:pPr>
+        <w:pStyle w:val="BodyText"/>
+      </w:pPr>
+      <w:r>
+        <w:t xml:space="preserve">키릴: 노보시비르스크용 지침을 제가 써도 될까요? 그 카트를 직접 봤고, 인부들이 어디서 담배 피우는지도 알아요.</w:t>
+      </w:r>
+    </w:p>
+    <w:p>
+      <w:pPr>
+        <w:pStyle w:val="BodyText"/>
+      </w:pPr>
+      <w:r>
+        <w:t xml:space="preserve">알렉세이: 써. 이제 톨마초보는 네가 우리 모두보다 더 잘 알아. 한 달 뒤엔 드미트리와 함께 거기로 날아가.</w:t>
       </w:r>
     </w:p>
     <w:bookmarkEnd w:id="36"/>
@@ -4718,119 +4718,119 @@
         <w:pStyle w:val="FirstParagraph"/>
       </w:pPr>
       <w:r>
-        <w:t xml:space="preserve">올가: 확인서 서명됐어요. 주사기 300개 폐기. 위원회, 사진, 로스즈드라브나드조르 통보. 빨간 잉크로 — 여기 그 한 줄.</w:t>
-      </w:r>
-    </w:p>
-    <w:p>
-      <w:pPr>
-        <w:pStyle w:val="BodyText"/>
-      </w:pPr>
-      <w:r>
-        <w:t xml:space="preserve">이리나: 새 배송분 카잔 도착. 겨울 상자. 야간 입고. 로거 — 내내 영상 5도. 3도 밑으로 1분도 없음.</w:t>
-      </w:r>
-    </w:p>
-    <w:p>
-      <w:pPr>
-        <w:pStyle w:val="BodyText"/>
-      </w:pPr>
-      <w:r>
-        <w:t xml:space="preserve">아이다르: 알렉세이 니콜라예비치, 난방 부스 작동해요. 기사가 직접 일지를 써요. 글씨는 엉망이에요. 그래도 써요.</w:t>
-      </w:r>
-    </w:p>
-    <w:p>
-      <w:pPr>
-        <w:pStyle w:val="BodyText"/>
-      </w:pPr>
-      <w:r>
-        <w:t xml:space="preserve">알렉세이: 엉망인 글씨 — 좋은 거예요. 직접 쓴다는 뜻이니까. 루스템 갈림자노비치는요?</w:t>
-      </w:r>
-    </w:p>
-    <w:p>
-      <w:pPr>
-        <w:pStyle w:val="BodyText"/>
-      </w:pPr>
-      <w:r>
-        <w:t xml:space="preserve">아이다르: 아버지가 전해 달래요: 「절반은 냈다. 나머지 절반은 — 배웠다」. 타타르식 농담이에요. 거의.</w:t>
-      </w:r>
-    </w:p>
-    <w:p>
-      <w:pPr>
-        <w:pStyle w:val="BodyText"/>
-      </w:pPr>
-      <w:r>
-        <w:t xml:space="preserve">디마: 사피나가 전화했어요. 클리닉들이 젤을 2주 늦게 받았어요. 한 곳도 안 떠났어요. 「왜 늦었는지 알거든요」래요.</w:t>
-      </w:r>
-    </w:p>
-    <w:p>
-      <w:pPr>
-        <w:pStyle w:val="BodyText"/>
-      </w:pPr>
-      <w:r>
-        <w:t xml:space="preserve">알렉세이: 안다고요? 어떻게?</w:t>
-      </w:r>
-    </w:p>
-    <w:p>
-      <w:pPr>
-        <w:pStyle w:val="BodyText"/>
-      </w:pPr>
-      <w:r>
-        <w:t xml:space="preserve">디마: 사피나가 말해 줬대요. 동결 얘기. 반반 얘기. 최고의 광고래요: 「팔지 않고 폐기했다」.</w:t>
-      </w:r>
-    </w:p>
-    <w:p>
-      <w:pPr>
-        <w:pStyle w:val="BodyText"/>
-      </w:pPr>
-      <w:r>
-        <w:t xml:space="preserve">도윤: 료샤, 대표님이 보고서를 읽으셨어. 질문 하나만 하셨어: 「누가 먼저 전화했나?」</w:t>
-      </w:r>
-    </w:p>
-    <w:p>
-      <w:pPr>
-        <w:pStyle w:val="BodyText"/>
-      </w:pPr>
-      <w:r>
-        <w:t xml:space="preserve">알렉세이: 아이다르. 파트너의 아들. 아침 8시에. 우리가 보기 전에.</w:t>
-      </w:r>
-    </w:p>
-    <w:p>
-      <w:pPr>
-        <w:pStyle w:val="BodyText"/>
-      </w:pPr>
-      <w:r>
-        <w:t xml:space="preserve">도윤: 그럴 거라고 생각하셨대. 한참 말없이 계시다가 한국어로 한 문장을 말씀하셨어. 러시아어 단어를 오래 찾았어, 30분. 이렇게 됐어: 「사슬은 강도로 시험하는 게 아니다. 정직으로 시험한다」. 아이다르에게 전해 달래. 직접.</w:t>
-      </w:r>
-    </w:p>
-    <w:p>
-      <w:pPr>
-        <w:pStyle w:val="BodyText"/>
-      </w:pPr>
-      <w:r>
-        <w:t xml:space="preserve">소희: 그리고 하나 더. 원주에서 우리 겨울 방식을 쓰고 있어요. 모든 나라용. 여러분의 실수 덕분에. 고마워요.</w:t>
-      </w:r>
-    </w:p>
-    <w:p>
-      <w:pPr>
-        <w:pStyle w:val="BodyText"/>
-      </w:pPr>
-      <w:r>
-        <w:t xml:space="preserve">알렉세이: 실수에 고맙다고요? 소희 씨, 한국어로 그렇게 말해요?</w:t>
-      </w:r>
-    </w:p>
-    <w:p>
-      <w:pPr>
-        <w:pStyle w:val="BodyText"/>
-      </w:pPr>
-      <w:r>
-        <w:t xml:space="preserve">소희: 아니요. 러시아어로요. 올가 페트로브나한테 배웠어요.</w:t>
-      </w:r>
-    </w:p>
-    <w:p>
-      <w:pPr>
-        <w:pStyle w:val="BodyText"/>
-      </w:pPr>
-      <w:r>
-        <w:t xml:space="preserve">이리나: 다음 주는 — 예카테린부르크. 유통사 셋. 영하 25도. 겨울 상자 — 우리와 함께.</w:t>
+        <w:t xml:space="preserve">올가: 확인서에 서명했고, 주사기 300개는 폐기됐어요. 위원회와 사진, 로스즈드라브나드조르 통보까지 마쳤고, 여기 빨간 잉크로 쓴 한 줄이 있어요.</w:t>
+      </w:r>
+    </w:p>
+    <w:p>
+      <w:pPr>
+        <w:pStyle w:val="BodyText"/>
+      </w:pPr>
+      <w:r>
+        <w:t xml:space="preserve">이리나: 새 배송분은 겨울 상자와 야간 입고로 이미 카잔에 있어요. 로거는 가는 내내 영상 5도였고, 3도 아래로 내려간 적은 1분도 없어요.</w:t>
+      </w:r>
+    </w:p>
+    <w:p>
+      <w:pPr>
+        <w:pStyle w:val="BodyText"/>
+      </w:pPr>
+      <w:r>
+        <w:t xml:space="preserve">아이다르: 알렉세이 니콜라예비치, 난방 부스가 돌아가고 기사가 직접 일지를 써요. 글씨는 끔찍하지만 쓰긴 써요.</w:t>
+      </w:r>
+    </w:p>
+    <w:p>
+      <w:pPr>
+        <w:pStyle w:val="BodyText"/>
+      </w:pPr>
+      <w:r>
+        <w:t xml:space="preserve">알렉세이: 끔찍한 글씨는 좋은 거예요. 정말 본인이 쓴다는 뜻이니까요. 루스템 갈림자노비치는 어떠세요?</w:t>
+      </w:r>
+    </w:p>
+    <w:p>
+      <w:pPr>
+        <w:pStyle w:val="BodyText"/>
+      </w:pPr>
+      <w:r>
+        <w:t xml:space="preserve">아이다르: 아버지가 전해 달래요. 「절반은 돈으로 냈고, 나머지 절반은 배움으로 냈다」. 타타르식 농담이에요, 거의요.</w:t>
+      </w:r>
+    </w:p>
+    <w:p>
+      <w:pPr>
+        <w:pStyle w:val="BodyText"/>
+      </w:pPr>
+      <w:r>
+        <w:t xml:space="preserve">디마: 사피나가 전화했어요. 클리닉들이 젤을 2주 늦게 받았는데, 한 곳도 떠나지 않았대요. 「왜 늦었는지 다들 알아요」라고 하더라고요.</w:t>
+      </w:r>
+    </w:p>
+    <w:p>
+      <w:pPr>
+        <w:pStyle w:val="BodyText"/>
+      </w:pPr>
+      <w:r>
+        <w:t xml:space="preserve">알렉세이: 다들 안다고? 어떻게 알게 됐는데?</w:t>
+      </w:r>
+    </w:p>
+    <w:p>
+      <w:pPr>
+        <w:pStyle w:val="BodyText"/>
+      </w:pPr>
+      <w:r>
+        <w:t xml:space="preserve">디마: 사피나가 직접 동결 사고와 우리가 손실을 반반 나눈 얘기를 해 줬대요. 그게 최고의 광고래요. 「팔지 않고 폐기했다」.</w:t>
+      </w:r>
+    </w:p>
+    <w:p>
+      <w:pPr>
+        <w:pStyle w:val="BodyText"/>
+      </w:pPr>
+      <w:r>
+        <w:t xml:space="preserve">도윤: 료샤, 회장님이 보고서를 읽고 질문을 딱 하나 하셨어. 「누가 먼저 전화했나?」</w:t>
+      </w:r>
+    </w:p>
+    <w:p>
+      <w:pPr>
+        <w:pStyle w:val="BodyText"/>
+      </w:pPr>
+      <w:r>
+        <w:t xml:space="preserve">알렉세이: 아이다르, 파트너의 아들이야. 우리가 직접 다 보기도 전에 아침 8시에 전화했어.</w:t>
+      </w:r>
+    </w:p>
+    <w:p>
+      <w:pPr>
+        <w:pStyle w:val="BodyText"/>
+      </w:pPr>
+      <w:r>
+        <w:t xml:space="preserve">도윤: 회장님도 그렇게 생각하셨어. 한참 말이 없으시다가 한국어로 한 문장을 하셨는데, 러시아어 표현을 찾느라 30분이 걸렸어. 이렇게 됐어: 「사슬은 강도로 시험하지 않는다. 정직으로 시험한다」. 이걸 아이다르에게 직접 전해 달라고 하셨어.</w:t>
+      </w:r>
+    </w:p>
+    <w:p>
+      <w:pPr>
+        <w:pStyle w:val="BodyText"/>
+      </w:pPr>
+      <w:r>
+        <w:t xml:space="preserve">소희: 그리고 하나 더요. 원주에서 이제 모든 나라용 겨울 방식을 써요, 여러분의 실수를 바탕으로요. 고마워요.</w:t>
+      </w:r>
+    </w:p>
+    <w:p>
+      <w:pPr>
+        <w:pStyle w:val="BodyText"/>
+      </w:pPr>
+      <w:r>
+        <w:t xml:space="preserve">알렉세이: 실수에 감사한다고요? 소희, 한국어로 정말 그렇게 말해요?</w:t>
+      </w:r>
+    </w:p>
+    <w:p>
+      <w:pPr>
+        <w:pStyle w:val="BodyText"/>
+      </w:pPr>
+      <w:r>
+        <w:t xml:space="preserve">소희: 아니요, 러시아어로 그렇게 말해요. 올가 페트로브나에게 배웠어요.</w:t>
+      </w:r>
+    </w:p>
+    <w:p>
+      <w:pPr>
+        <w:pStyle w:val="BodyText"/>
+      </w:pPr>
+      <w:r>
+        <w:t xml:space="preserve">이리나: 다음 주는 예카테린부르크예요. 유통사 셋, 영하 25도. 겨울 상자도 같이 가요.</w:t>
       </w:r>
     </w:p>
     <w:bookmarkEnd w:id="37"/>
